--- a/script-1vN.docx
+++ b/script-1vN.docx
@@ -17595,7 +17595,7 @@
               <w:rPr>
                 <w:b/>
               </w:rPr>
-              <w:t>1vN 的教材一律不用這種類比</w:t>
+              <w:t>1vN 公眾演說的教材一律不用這種類比</w:t>
             </w:r>
           </w:p>
         </w:tc>
@@ -17731,7 +17731,7 @@
         <w:t>規則不是單次修改</w:t>
       </w:r>
       <w:r>
-        <w:t>：1vN 的任何製作物都不要再用人物類比。</w:t>
+        <w:t>：1vN 公眾演說的任何製作物都不要再用人物類比。</w:t>
       </w:r>
     </w:p>
     <w:p>

--- a/script-1vN.docx
+++ b/script-1vN.docx
@@ -25993,7 +25993,7 @@
           <w:color w:val="4A1B0C"/>
           <w:sz w:val="21"/>
         </w:rPr>
-        <w:t>人物的類比我覺得在演講裡面不適合用，人要切換角色太難學，也幫我記錄不用這個類比在 1vN 裡面。</w:t>
+        <w:t>人物的類比我覺得在演講裡面不適合用，人要切換角色太難學，也幫我記錄不用這個類比在 1vN 公眾演說裡面。</w:t>
       </w:r>
       <w:r>
         <w:rPr>

--- a/script-1vN.docx
+++ b/script-1vN.docx
@@ -274,7 +274,7 @@
                 <w:color w:val="4A1B0C"/>
                 <w:sz w:val="18"/>
               </w:rPr>
-              <w:t>〈前置約定〉〈門 1 開心門〉〈門 2 開腦門〉〈門 3 邀成交〉</w:t>
+              <w:t>〈A 吸引〉〈T 信任〉〈P 專業〉〈I 推進〉</w:t>
             </w:r>
           </w:p>
         </w:tc>
@@ -507,9 +507,9 @@
       <w:pPr>
         <w:spacing w:before="80" w:after="80" w:line="348" w:lineRule="auto"/>
         <w:ind w:left="113" w:right="113"/>
-        <w:shd w:val="clear" w:fill="EFF2F0"/>
+        <w:shd w:val="clear" w:fill="E8F1ED"/>
         <w:pBdr>
-          <w:left w:val="single" w:sz="30" w:space="6" w:color="6E8B77"/>
+          <w:left w:val="single" w:sz="30" w:space="6" w:color="2F7F5E"/>
         </w:pBdr>
       </w:pPr>
       <w:r>
@@ -789,7 +789,7 @@
           <w:color w:val="4A1B0C"/>
           <w:sz w:val="22"/>
         </w:rPr>
-        <w:t>要問「我下一步做什麼」，看三道門的十招；要問「我卡在哪」，看〈附錄 1〉那張回修表。</w:t>
+        <w:t>要問「我下一步做什麼」，看四塊肌肉的十招；要問「我卡在哪」，看〈附錄 1〉那張回修表。</w:t>
       </w:r>
     </w:p>
     <w:p>
@@ -812,16 +812,16 @@
           <w:color w:val="4A1B0C"/>
           <w:sz w:val="21"/>
         </w:rPr>
-        <w:t>先是門，然後是招</w:t>
-      </w:r>
-      <w:r>
-        <w:rPr>
-          <w:b w:val="0"/>
-          <w:i w:val="0"/>
-          <w:color w:val="4A1B0C"/>
-          <w:sz w:val="21"/>
-        </w:rPr>
-        <w:t>——因為台上同一秒只可能在一道門裡。</w:t>
+        <w:t>先是肌肉，然後是招</w:t>
+      </w:r>
+      <w:r>
+        <w:rPr>
+          <w:b w:val="0"/>
+          <w:i w:val="0"/>
+          <w:color w:val="4A1B0C"/>
+          <w:sz w:val="21"/>
+        </w:rPr>
+        <w:t>——台上同一秒只會在一塊肌肉上。</w:t>
       </w:r>
     </w:p>
     <w:p>
@@ -835,16 +835,16 @@
           <w:color w:val="4A1B0C"/>
           <w:sz w:val="21"/>
         </w:rPr>
-        <w:t>這份不標 ATPI。</w:t>
-      </w:r>
-      <w:r>
-        <w:rPr>
-          <w:b w:val="0"/>
-          <w:i w:val="0"/>
-          <w:color w:val="4A1B0C"/>
-          <w:sz w:val="21"/>
-        </w:rPr>
-        <w:t>《1v1 顧問腳本》用「讓他開口／讓他敢說」那組方向來對，</w:t>
+        <w:t>這份照 ATPI 標。</w:t>
+      </w:r>
+      <w:r>
+        <w:rPr>
+          <w:b w:val="0"/>
+          <w:i w:val="0"/>
+          <w:color w:val="4A1B0C"/>
+          <w:sz w:val="21"/>
+        </w:rPr>
+        <w:t xml:space="preserve"> 跟《1v1 顧問腳本》是同一套四塊肌肉，順序也一樣，</w:t>
       </w:r>
       <w:r>
         <w:br/>
@@ -856,7 +856,25 @@
           <w:color w:val="4A1B0C"/>
           <w:sz w:val="21"/>
         </w:rPr>
-        <w:t>坐在對面你問得到、也聽得見，所以好用。站上台你看不見是誰在哪一格掉出去，</w:t>
+        <w:t>差別只在</w:t>
+      </w:r>
+      <w:r>
+        <w:rPr>
+          <w:b/>
+          <w:i w:val="0"/>
+          <w:color w:val="4A1B0C"/>
+          <w:sz w:val="21"/>
+        </w:rPr>
+        <w:t>驗收的方式</w:t>
+      </w:r>
+      <w:r>
+        <w:rPr>
+          <w:b w:val="0"/>
+          <w:i w:val="0"/>
+          <w:color w:val="4A1B0C"/>
+          <w:sz w:val="21"/>
+        </w:rPr>
+        <w:t>：一對一你問得到、聽得見他怎麼答；</w:t>
       </w:r>
       <w:r>
         <w:br/>
@@ -868,25 +886,7 @@
           <w:color w:val="4A1B0C"/>
           <w:sz w:val="21"/>
         </w:rPr>
-        <w:t>那組方向就不直觀了。</w:t>
-      </w:r>
-      <w:r>
-        <w:rPr>
-          <w:b/>
-          <w:i w:val="0"/>
-          <w:color w:val="4A1B0C"/>
-          <w:sz w:val="21"/>
-        </w:rPr>
-        <w:t>台上你唯一問得出答案的問題是「這道門過了沒」</w:t>
-      </w:r>
-      <w:r>
-        <w:rPr>
-          <w:b w:val="0"/>
-          <w:i w:val="0"/>
-          <w:color w:val="4A1B0C"/>
-          <w:sz w:val="21"/>
-        </w:rPr>
-        <w:t>，</w:t>
+        <w:t>台上你看不見是誰在哪一格掉出去，只能看整片人的反應密度。</w:t>
       </w:r>
       <w:r>
         <w:br/>
@@ -898,7 +898,25 @@
           <w:color w:val="4A1B0C"/>
           <w:sz w:val="21"/>
         </w:rPr>
-        <w:t>所以這份只留門跟招，診斷也照門走。</w:t>
+        <w:t>所以</w:t>
+      </w:r>
+      <w:r>
+        <w:rPr>
+          <w:b/>
+          <w:i w:val="0"/>
+          <w:color w:val="4A1B0C"/>
+          <w:sz w:val="21"/>
+        </w:rPr>
+        <w:t>肌肉名一樣，過關訊號不一樣</w:t>
+      </w:r>
+      <w:r>
+        <w:rPr>
+          <w:b w:val="0"/>
+          <w:i w:val="0"/>
+          <w:color w:val="4A1B0C"/>
+          <w:sz w:val="21"/>
+        </w:rPr>
+        <w:t>——每一節標題後半那句就是台上的版本。</w:t>
       </w:r>
     </w:p>
     <w:p>
@@ -929,7 +947,7 @@
           <w:color w:val="4A1B0C"/>
           <w:sz w:val="26"/>
         </w:rPr>
-        <w:t>整場就是三道門，十個動作</w:t>
+        <w:t>整場就是四塊肌肉，十個動作</w:t>
       </w:r>
     </w:p>
     <w:p>
@@ -943,7 +961,7 @@
           <w:color w:val="4A1B0C"/>
           <w:sz w:val="21"/>
         </w:rPr>
-        <w:t>台上同一秒只會在一道門裡。</w:t>
+        <w:t>台上同一秒只會在一塊肌肉上。</w:t>
       </w:r>
       <w:r>
         <w:rPr>
@@ -986,7 +1004,7 @@
                 <w:color w:val="6E4A3C"/>
                 <w:sz w:val="18"/>
               </w:rPr>
-              <w:t>門</w:t>
+              <w:t>肌肉</w:t>
             </w:r>
           </w:p>
         </w:tc>
@@ -1046,7 +1064,7 @@
                 <w:color w:val="6E4A3C"/>
                 <w:sz w:val="18"/>
               </w:rPr>
-              <w:t>這道門要換到的</w:t>
+              <w:t>這一塊要換到的</w:t>
             </w:r>
           </w:p>
         </w:tc>
@@ -1087,7 +1105,7 @@
                 <w:color w:val="4A1B0C"/>
                 <w:sz w:val="18"/>
               </w:rPr>
-              <w:t>門 1　開心門</w:t>
+              <w:t>A 吸引</w:t>
             </w:r>
           </w:p>
         </w:tc>
@@ -1106,7 +1124,7 @@
                 <w:color w:val="4A1B0C"/>
                 <w:sz w:val="18"/>
               </w:rPr>
-              <w:t>0–20</w:t>
+              <w:t>0–11</w:t>
             </w:r>
           </w:p>
         </w:tc>
@@ -1163,7 +1181,7 @@
                 <w:color w:val="4A1B0C"/>
                 <w:sz w:val="18"/>
               </w:rPr>
-              <w:t>① 互動　② 小 yes 發問　③ 端牛肉　④ 自我介紹</w:t>
+              <w:t>① 互動　② 小 yes 發問　③ 端牛肉</w:t>
             </w:r>
           </w:p>
         </w:tc>
@@ -1184,7 +1202,7 @@
                 <w:color w:val="4A1B0C"/>
                 <w:sz w:val="18"/>
               </w:rPr>
-              <w:t>門 2　開腦門</w:t>
+              <w:t>T 信任</w:t>
             </w:r>
           </w:p>
         </w:tc>
@@ -1203,7 +1221,7 @@
                 <w:color w:val="4A1B0C"/>
                 <w:sz w:val="18"/>
               </w:rPr>
-              <w:t>20–55</w:t>
+              <w:t>11–20</w:t>
             </w:r>
           </w:p>
         </w:tc>
@@ -1222,7 +1240,7 @@
                 <w:color w:val="4A1B0C"/>
                 <w:sz w:val="18"/>
               </w:rPr>
-              <w:t>10–90°</w:t>
+              <w:t>10–50°</w:t>
             </w:r>
           </w:p>
         </w:tc>
@@ -1241,7 +1259,7 @@
                 <w:color w:val="4A1B0C"/>
                 <w:sz w:val="18"/>
               </w:rPr>
-              <w:t>讓他自己看見問題，而且相信你解得了</w:t>
+              <w:t>讓他知道你也是從那裡走過來的</w:t>
             </w:r>
           </w:p>
         </w:tc>
@@ -1260,7 +1278,7 @@
                 <w:color w:val="4A1B0C"/>
                 <w:sz w:val="18"/>
               </w:rPr>
-              <w:t>⑤ 埋雷引爆　⑥ 擴大服務價值　⑦ 解決抗拒點</w:t>
+              <w:t>④ 講一段你自己</w:t>
             </w:r>
           </w:p>
         </w:tc>
@@ -1281,7 +1299,7 @@
                 <w:color w:val="4A1B0C"/>
                 <w:sz w:val="18"/>
               </w:rPr>
-              <w:t>門 3　邀成交</w:t>
+              <w:t>P 專業</w:t>
             </w:r>
           </w:p>
         </w:tc>
@@ -1300,7 +1318,7 @@
                 <w:color w:val="4A1B0C"/>
                 <w:sz w:val="18"/>
               </w:rPr>
-              <w:t>55–90</w:t>
+              <w:t>20–55</w:t>
             </w:r>
           </w:p>
         </w:tc>
@@ -1319,7 +1337,7 @@
                 <w:color w:val="4A1B0C"/>
                 <w:sz w:val="18"/>
               </w:rPr>
-              <w:t>90–100°</w:t>
+              <w:t>50–90°</w:t>
             </w:r>
           </w:p>
         </w:tc>
@@ -1338,7 +1356,7 @@
                 <w:color w:val="4A1B0C"/>
                 <w:sz w:val="18"/>
               </w:rPr>
-              <w:t>讓對的人當場站出來</w:t>
+              <w:t>讓他自己看見問題，而且相信你解得了</w:t>
             </w:r>
           </w:p>
         </w:tc>
@@ -1357,7 +1375,7 @@
                 <w:color w:val="4A1B0C"/>
                 <w:sz w:val="18"/>
               </w:rPr>
-              <w:t>⑧ 物超所值方案　⑨ 測試成交　⑩ 感召成交</w:t>
+              <w:t>⑤ 埋雷引爆　⑥ 擴大服務價值　⑦ 解決抗拒點</w:t>
             </w:r>
           </w:p>
         </w:tc>
@@ -1378,7 +1396,7 @@
                 <w:color w:val="4A1B0C"/>
                 <w:sz w:val="18"/>
               </w:rPr>
-              <w:t>⓪ 前置約定</w:t>
+              <w:t>I 推進</w:t>
             </w:r>
           </w:p>
         </w:tc>
@@ -1397,7 +1415,7 @@
                 <w:color w:val="4A1B0C"/>
                 <w:sz w:val="18"/>
               </w:rPr>
-              <w:t>場前到場後</w:t>
+              <w:t>55–90</w:t>
             </w:r>
           </w:p>
         </w:tc>
@@ -1416,7 +1434,7 @@
                 <w:color w:val="4A1B0C"/>
                 <w:sz w:val="18"/>
               </w:rPr>
-              <w:t>—</w:t>
+              <w:t>90–100°</w:t>
             </w:r>
           </w:p>
         </w:tc>
@@ -1430,12 +1448,12 @@
             </w:pPr>
             <w:r>
               <w:rPr>
-                <w:b/>
-                <w:i w:val="0"/>
-                <w:color w:val="4A1B0C"/>
-                <w:sz w:val="18"/>
-              </w:rPr>
-              <w:t>橫跨全場，不佔十招的位置</w:t>
+                <w:b w:val="0"/>
+                <w:i w:val="0"/>
+                <w:color w:val="4A1B0C"/>
+                <w:sz w:val="18"/>
+              </w:rPr>
+              <w:t>讓對的人當場站出來</w:t>
             </w:r>
           </w:p>
         </w:tc>
@@ -1454,7 +1472,7 @@
                 <w:color w:val="4A1B0C"/>
                 <w:sz w:val="18"/>
               </w:rPr>
-              <w:t>它從場前的邀約訊息一路蓋到場後的追蹤</w:t>
+              <w:t>⑧ 物超所值方案　⑨ 測試成交　⑩ 感召成交</w:t>
             </w:r>
           </w:p>
         </w:tc>
@@ -1481,19 +1499,85 @@
           <w:color w:val="4A1B0C"/>
           <w:sz w:val="21"/>
         </w:rPr>
-        <w:t>門 1 沒開，後面 70 分鐘都是在對空氣講話。</w:t>
+        <w:t>⓪ 前置約定 ＝ T 的場外那一半。</w:t>
+      </w:r>
+      <w:r>
+        <w:rPr>
+          <w:b w:val="0"/>
+          <w:i w:val="0"/>
+          <w:color w:val="4A1B0C"/>
+          <w:sz w:val="21"/>
+        </w:rPr>
+        <w:t xml:space="preserve"> 它不是第十一個動作，是同一塊信任肌肉在台下做的部分：</w:t>
       </w:r>
       <w:r>
         <w:br/>
       </w:r>
       <w:r>
         <w:rPr>
-          <w:b/>
-          <w:i w:val="0"/>
-          <w:color w:val="4A1B0C"/>
-          <w:sz w:val="21"/>
-        </w:rPr>
-        <w:t>門 2 他沒有自己看見，你講的所有方法都只是你的意見。</w:t>
+          <w:b w:val="0"/>
+          <w:i w:val="0"/>
+          <w:color w:val="4A1B0C"/>
+          <w:sz w:val="21"/>
+        </w:rPr>
+        <w:t>從邀約訊息講出去的那句話，到場上有沒有兌現，到場後的追蹤。</w:t>
+      </w:r>
+      <w:r>
+        <w:br/>
+      </w:r>
+      <w:r>
+        <w:rPr>
+          <w:b/>
+          <w:i w:val="0"/>
+          <w:color w:val="4A1B0C"/>
+          <w:sz w:val="21"/>
+        </w:rPr>
+        <w:t>台上那九分鐘（④）講你自己，場外那一條管你說到做到</w:t>
+      </w:r>
+      <w:r>
+        <w:rPr>
+          <w:b w:val="0"/>
+          <w:i w:val="0"/>
+          <w:color w:val="4A1B0C"/>
+          <w:sz w:val="21"/>
+        </w:rPr>
+        <w:t>——兩個加起來才是一塊完整的 T。</w:t>
+      </w:r>
+      <w:r>
+        <w:br/>
+      </w:r>
+      <w:r>
+        <w:rPr>
+          <w:b/>
+          <w:i w:val="0"/>
+          <w:color w:val="4A1B0C"/>
+          <w:sz w:val="21"/>
+        </w:rPr>
+        <w:t>A 沒起來，後面 79 分鐘都是在對空氣講話。</w:t>
+      </w:r>
+      <w:r>
+        <w:br/>
+      </w:r>
+      <w:r>
+        <w:rPr>
+          <w:b/>
+          <w:i w:val="0"/>
+          <w:color w:val="4A1B0C"/>
+          <w:sz w:val="21"/>
+        </w:rPr>
+        <w:t>T 沒交出來，你講的所有專業他只會覺得是推銷。</w:t>
+      </w:r>
+      <w:r>
+        <w:br/>
+      </w:r>
+      <w:r>
+        <w:rPr>
+          <w:b/>
+          <w:i w:val="0"/>
+          <w:color w:val="4A1B0C"/>
+          <w:sz w:val="21"/>
+        </w:rPr>
+        <w:t>P 他沒有自己看見，你講的所有方法都只是你的意見。</w:t>
       </w:r>
     </w:p>
     <w:p>
@@ -1599,58 +1683,7 @@
           <w:color w:val="6E4A3C"/>
           <w:sz w:val="19"/>
         </w:rPr>
-        <w:t>，真相＝《01-核心定義字典》〈ATPI〉2026-09-29 條。</w:t>
-      </w:r>
-      <w:r>
-        <w:br/>
-      </w:r>
-      <w:r>
-        <w:rPr>
-          <w:b w:val="0"/>
-          <w:i w:val="0"/>
-          <w:color w:val="6E4A3C"/>
-          <w:sz w:val="19"/>
-        </w:rPr>
-        <w:t xml:space="preserve">圖上每個動作旁邊那顆 </w:t>
-      </w:r>
-      <w:r>
-        <w:rPr>
-          <w:b/>
-          <w:i w:val="0"/>
-          <w:color w:val="6E4A3C"/>
-          <w:sz w:val="19"/>
-        </w:rPr>
-        <w:t>A／T／P／I 小標</w:t>
-      </w:r>
-      <w:r>
-        <w:rPr>
-          <w:b w:val="0"/>
-          <w:i w:val="0"/>
-          <w:color w:val="6E4A3C"/>
-          <w:sz w:val="19"/>
-        </w:rPr>
-        <w:t>，是整套課程的架構層——</w:t>
-      </w:r>
-      <w:r>
-        <w:br/>
-      </w:r>
-      <w:r>
-        <w:rPr>
-          <w:b/>
-          <w:i w:val="0"/>
-          <w:color w:val="6E4A3C"/>
-          <w:sz w:val="19"/>
-        </w:rPr>
-        <w:t>台上不用管它</w:t>
-      </w:r>
-      <w:r>
-        <w:rPr>
-          <w:b w:val="0"/>
-          <w:i w:val="0"/>
-          <w:color w:val="6E4A3C"/>
-          <w:sz w:val="19"/>
-        </w:rPr>
-        <w:t>，照門走就好；想知道它在說什麼，看〈附錄 9〉。</w:t>
+        <w:t>，真相＝《01-核心定義字典》〈ATPI〉。</w:t>
       </w:r>
     </w:p>
     <w:p>
@@ -2115,7 +2148,7 @@
                 <w:color w:val="4A1B0C"/>
                 <w:sz w:val="18"/>
               </w:rPr>
-              <w:t>：前面那道門還沒開，就先不要往下講。門的順序本身就是你的檢查點</w:t>
+              <w:t>：前面那塊肌肉還沒起來，就先不要往下講。肌肉的順序本身就是你的檢查點</w:t>
             </w:r>
           </w:p>
         </w:tc>
@@ -2731,7 +2764,7 @@
           <w:color w:val="4A1B0C"/>
           <w:sz w:val="26"/>
         </w:rPr>
-        <w:t>三道門不是平均分配，前面沒過，後面都不算</w:t>
+        <w:t>四塊肌肉不是平均分配，前面沒過，後面都不算</w:t>
       </w:r>
     </w:p>
     <w:p>
@@ -2745,7 +2778,7 @@
           <w:color w:val="4A1B0C"/>
           <w:sz w:val="21"/>
         </w:rPr>
-        <w:t>把台下的熱度想成 0 度到 100 度。這四段不是平均各燒 25 度，</w:t>
+        <w:t>把台下的熱度想成 0 度到 100 度。這四塊不是平均各燒 25 度，</w:t>
       </w:r>
       <w:r>
         <w:rPr>
@@ -2816,7 +2849,7 @@
                 <w:color w:val="6E4A3C"/>
                 <w:sz w:val="18"/>
               </w:rPr>
-              <w:t>這一段在做什麼</w:t>
+              <w:t>這一塊在做什麼</w:t>
             </w:r>
           </w:p>
         </w:tc>
@@ -2877,7 +2910,7 @@
                 <w:color w:val="4A1B0C"/>
                 <w:sz w:val="18"/>
               </w:rPr>
-              <w:t>門 1　開心門</w:t>
+              <w:t>A 吸引</w:t>
             </w:r>
           </w:p>
         </w:tc>
@@ -2955,16 +2988,7 @@
                 <w:color w:val="4A1B0C"/>
                 <w:sz w:val="18"/>
               </w:rPr>
-              <w:t>⓪ 前置約定</w:t>
-            </w:r>
-            <w:r>
-              <w:rPr>
-                <w:b w:val="0"/>
-                <w:i w:val="0"/>
-                <w:color w:val="4A1B0C"/>
-                <w:sz w:val="18"/>
-              </w:rPr>
-              <w:t>（同時在跑）</w:t>
+              <w:t>T 信任</w:t>
             </w:r>
           </w:p>
         </w:tc>
@@ -3031,6 +3055,15 @@
                 <w:sz w:val="18"/>
               </w:rPr>
               <w:t>但只要你說的話沒做到，一次就掉光，而且補不回來</w:t>
+            </w:r>
+            <w:r>
+              <w:rPr>
+                <w:b w:val="0"/>
+                <w:i w:val="0"/>
+                <w:color w:val="4A1B0C"/>
+                <w:sz w:val="18"/>
+              </w:rPr>
+              <w:t>。這也是為什麼 ⓪ 前置約定算在這一塊裡</w:t>
             </w:r>
           </w:p>
         </w:tc>
@@ -3051,7 +3084,7 @@
                 <w:color w:val="4A1B0C"/>
                 <w:sz w:val="18"/>
               </w:rPr>
-              <w:t>門 2　開腦門</w:t>
+              <w:t>P 專業</w:t>
             </w:r>
           </w:p>
         </w:tc>
@@ -3129,7 +3162,7 @@
                 <w:color w:val="4A1B0C"/>
                 <w:sz w:val="18"/>
               </w:rPr>
-              <w:t>門 3　邀成交</w:t>
+              <w:t>I 推進</w:t>
             </w:r>
           </w:p>
         </w:tc>
@@ -3219,6 +3252,36 @@
         </w:rPr>
         <w:t>信任是門檻，專業是放大器。門檻沒過的時候，你越專業，他越覺得你在推銷。</w:t>
       </w:r>
+      <w:r>
+        <w:br/>
+      </w:r>
+      <w:r>
+        <w:rPr>
+          <w:b w:val="0"/>
+          <w:i w:val="0"/>
+          <w:color w:val="4A1B0C"/>
+          <w:sz w:val="21"/>
+        </w:rPr>
+        <w:t xml:space="preserve">這句話講的就是 </w:t>
+      </w:r>
+      <w:r>
+        <w:rPr>
+          <w:b/>
+          <w:i w:val="0"/>
+          <w:color w:val="4A1B0C"/>
+          <w:sz w:val="21"/>
+        </w:rPr>
+        <w:t>T → P 的順序</w:t>
+      </w:r>
+      <w:r>
+        <w:rPr>
+          <w:b w:val="0"/>
+          <w:i w:val="0"/>
+          <w:color w:val="4A1B0C"/>
+          <w:sz w:val="21"/>
+        </w:rPr>
+        <w:t>，不是兩種風格的取捨。</w:t>
+      </w:r>
     </w:p>
     <w:p>
       <w:pPr>
@@ -3375,7 +3438,7 @@
           <w:color w:val="4A1B0C"/>
           <w:sz w:val="21"/>
         </w:rPr>
-        <w:t>門 1 你賣的是你自己</w:t>
+        <w:t>A 跟 T 你賣的是你自己</w:t>
       </w:r>
       <w:r>
         <w:rPr>
@@ -3393,7 +3456,7 @@
           <w:color w:val="4A1B0C"/>
           <w:sz w:val="21"/>
         </w:rPr>
-        <w:t>門 2 你只解決一個問題，但要解到底</w:t>
+        <w:t>P 你只解決一個問題，但要解到底</w:t>
       </w:r>
       <w:r>
         <w:rPr>
@@ -3441,7 +3504,7 @@
           <w:color w:val="4A1B0C"/>
           <w:sz w:val="21"/>
         </w:rPr>
-        <w:t>門 3 開口邀請。</w:t>
+        <w:t>I 開口邀請。</w:t>
       </w:r>
     </w:p>
     <w:p>
@@ -3612,7 +3675,7 @@
           <w:color w:val="6E4A3C"/>
           <w:sz w:val="19"/>
         </w:rPr>
-        <w:t>（把「不」先講成合法選項），不是台上考聽眾資格。</w:t>
+        <w:t>（T 的場外那一半，把「不」先講成合法選項），不是台上考聽眾資格。</w:t>
       </w:r>
       <w:r>
         <w:br/>
@@ -4111,7 +4174,7 @@
           <w:color w:val="4A1B0C"/>
           <w:sz w:val="32"/>
         </w:rPr>
-        <w:t>橫跨全場　⓪ 前置約定｜場前到場後</w:t>
+        <w:t>T 的場外那一半　⓪ 前置約定｜場前到場後</w:t>
       </w:r>
     </w:p>
     <w:p>
@@ -4170,6 +4233,79 @@
           <w:sz w:val="21"/>
         </w:rPr>
         <w:t>最好的開場是它，收單也靠它。</w:t>
+      </w:r>
+    </w:p>
+    <w:p>
+      <w:pPr>
+        <w:spacing w:before="80" w:after="80" w:line="348" w:lineRule="auto"/>
+        <w:ind w:left="113" w:right="113"/>
+        <w:shd w:val="clear" w:fill="F0F4F6"/>
+        <w:pBdr>
+          <w:left w:val="single" w:sz="30" w:space="6" w:color="6E8CA8"/>
+        </w:pBdr>
+      </w:pPr>
+      <w:r>
+        <w:rPr>
+          <w:b/>
+          <w:i w:val="0"/>
+          <w:color w:val="6E4A3C"/>
+          <w:sz w:val="19"/>
+        </w:rPr>
+        <w:t>為什麼它算在 T 裡</w:t>
+      </w:r>
+      <w:r>
+        <w:rPr>
+          <w:b w:val="0"/>
+          <w:i w:val="0"/>
+          <w:color w:val="6E4A3C"/>
+          <w:sz w:val="19"/>
+        </w:rPr>
+        <w:t>：它做的事跟 ④ 講一段你自己完全一樣——把信任的底線往上抬。</w:t>
+      </w:r>
+      <w:r>
+        <w:br/>
+      </w:r>
+      <w:r>
+        <w:rPr>
+          <w:b w:val="0"/>
+          <w:i w:val="0"/>
+          <w:color w:val="6E4A3C"/>
+          <w:sz w:val="19"/>
+        </w:rPr>
+        <w:t>差別只在 ④ 在台上九分鐘做完，它在台下用好幾天做。</w:t>
+      </w:r>
+      <w:r>
+        <w:br/>
+      </w:r>
+      <w:r>
+        <w:rPr>
+          <w:b/>
+          <w:i w:val="0"/>
+          <w:color w:val="6E4A3C"/>
+          <w:sz w:val="19"/>
+        </w:rPr>
+        <w:t>④ 管「你是誰」，⓪ 管「你說到做到」</w:t>
+      </w:r>
+      <w:r>
+        <w:rPr>
+          <w:b w:val="0"/>
+          <w:i w:val="0"/>
+          <w:color w:val="6E4A3C"/>
+          <w:sz w:val="19"/>
+        </w:rPr>
+        <w:t>，缺一塊 T 就是半的。</w:t>
+      </w:r>
+      <w:r>
+        <w:br/>
+      </w:r>
+      <w:r>
+        <w:rPr>
+          <w:b w:val="0"/>
+          <w:i w:val="0"/>
+          <w:color w:val="6E4A3C"/>
+          <w:sz w:val="19"/>
+        </w:rPr>
+        <w:t>所以它排在整份教材的最前面，因為它開始得最早。</w:t>
       </w:r>
     </w:p>
     <w:p>
@@ -4807,9 +4943,9 @@
       <w:pPr>
         <w:spacing w:before="80" w:after="80" w:line="348" w:lineRule="auto"/>
         <w:ind w:left="113" w:right="113"/>
-        <w:shd w:val="clear" w:fill="EFF2F0"/>
+        <w:shd w:val="clear" w:fill="E8F1ED"/>
         <w:pBdr>
-          <w:left w:val="single" w:sz="30" w:space="6" w:color="6E8B77"/>
+          <w:left w:val="single" w:sz="30" w:space="6" w:color="2F7F5E"/>
         </w:pBdr>
       </w:pPr>
       <w:r>
@@ -5718,9 +5854,9 @@
       <w:pPr>
         <w:spacing w:before="80" w:after="80" w:line="348" w:lineRule="auto"/>
         <w:ind w:left="113" w:right="113"/>
-        <w:shd w:val="clear" w:fill="EFF2F0"/>
+        <w:shd w:val="clear" w:fill="E8F1ED"/>
         <w:pBdr>
-          <w:left w:val="single" w:sz="30" w:space="6" w:color="6E8B77"/>
+          <w:left w:val="single" w:sz="30" w:space="6" w:color="2F7F5E"/>
         </w:pBdr>
       </w:pPr>
       <w:r>
@@ -5932,7 +6068,7 @@
           <w:color w:val="4A1B0C"/>
           <w:sz w:val="32"/>
         </w:rPr>
-        <w:t>門 1　開心門｜0–20 分</w:t>
+        <w:t>A 吸引｜0–11 分</w:t>
       </w:r>
     </w:p>
     <w:p>
@@ -5946,7 +6082,7 @@
           <w:color w:val="4A1B0C"/>
           <w:sz w:val="22"/>
         </w:rPr>
-        <w:t>這 20 分鐘要換到的是：他願意坐在那裡聽你講下去。</w:t>
+        <w:t>這 11 分鐘要換到的是：他願意坐在那裡聽你講下去。</w:t>
       </w:r>
     </w:p>
     <w:p>
@@ -5990,7 +6126,7 @@
           <w:color w:val="4A1B0C"/>
           <w:sz w:val="21"/>
         </w:rPr>
-        <w:t>這道門沒開，後面 70 分鐘都在對著空氣講。</w:t>
+        <w:t>這一塊沒起來，後面 79 分鐘都在對著空氣講。</w:t>
       </w:r>
     </w:p>
     <w:p>
@@ -6348,9 +6484,9 @@
       <w:pPr>
         <w:spacing w:before="80" w:after="80" w:line="348" w:lineRule="auto"/>
         <w:ind w:left="113" w:right="113"/>
-        <w:shd w:val="clear" w:fill="EFF2F0"/>
+        <w:shd w:val="clear" w:fill="E8F1ED"/>
         <w:pBdr>
-          <w:left w:val="single" w:sz="30" w:space="6" w:color="6E8B77"/>
+          <w:left w:val="single" w:sz="30" w:space="6" w:color="2F7F5E"/>
         </w:pBdr>
       </w:pPr>
       <w:r>
@@ -7081,9 +7217,9 @@
       <w:pPr>
         <w:spacing w:before="80" w:after="80" w:line="348" w:lineRule="auto"/>
         <w:ind w:left="113" w:right="113"/>
-        <w:shd w:val="clear" w:fill="EFF2F0"/>
+        <w:shd w:val="clear" w:fill="E8F1ED"/>
         <w:pBdr>
-          <w:left w:val="single" w:sz="30" w:space="6" w:color="6E8B77"/>
+          <w:left w:val="single" w:sz="30" w:space="6" w:color="2F7F5E"/>
         </w:pBdr>
       </w:pPr>
       <w:r>
@@ -7645,9 +7781,9 @@
       <w:pPr>
         <w:spacing w:before="80" w:after="80" w:line="348" w:lineRule="auto"/>
         <w:ind w:left="113" w:right="113"/>
-        <w:shd w:val="clear" w:fill="EFF2F0"/>
+        <w:shd w:val="clear" w:fill="E8F1ED"/>
         <w:pBdr>
-          <w:left w:val="single" w:sz="30" w:space="6" w:color="6E8B77"/>
+          <w:left w:val="single" w:sz="30" w:space="6" w:color="2F7F5E"/>
         </w:pBdr>
       </w:pPr>
       <w:r>
@@ -7708,38 +7844,89 @@
     </w:p>
     <w:p>
       <w:pPr>
-        <w:spacing w:before="280" w:after="80" w:line="348" w:lineRule="auto"/>
+        <w:spacing w:before="440" w:after="120" w:line="348" w:lineRule="auto"/>
+        <w:pBdr>
+          <w:bottom w:val="single" w:sz="12" w:space="6" w:color="E6DAD1"/>
+        </w:pBdr>
       </w:pPr>
       <w:r>
         <w:rPr>
           <w:b w:val="0"/>
           <w:i w:val="0"/>
           <w:color w:val="4A1B0C"/>
-          <w:sz w:val="26"/>
-        </w:rPr>
-        <w:t>④ 自我介紹・講一段你自己，低→轉→高（11–20 分）</w:t>
+          <w:sz w:val="32"/>
+        </w:rPr>
+        <w:t>T 信任｜11–20 分</w:t>
       </w:r>
     </w:p>
     <w:p>
       <w:pPr>
-        <w:spacing w:before="200" w:after="40" w:line="348" w:lineRule="auto"/>
+        <w:spacing w:before="160" w:after="80" w:line="348" w:lineRule="auto"/>
       </w:pPr>
       <w:r>
         <w:rPr>
-          <w:b/>
+          <w:b w:val="0"/>
+          <w:i w:val="0"/>
           <w:color w:val="4A1B0C"/>
           <w:sz w:val="22"/>
         </w:rPr>
-        <w:t>開場先把天賦這條路堵掉</w:t>
-      </w:r>
-      <w:r>
-        <w:rPr>
-          <w:b w:val="0"/>
-          <w:i w:val="0"/>
-          <w:color w:val="6E4A3C"/>
-          <w:sz w:val="19"/>
-        </w:rPr>
-        <w:t xml:space="preserve">　11–12 分</w:t>
+        <w:t>這 9 分鐘要換到的是：他知道你也是從那裡走過來的。</w:t>
+      </w:r>
+    </w:p>
+    <w:p>
+      <w:pPr>
+        <w:spacing w:before="0" w:after="120" w:line="348" w:lineRule="auto"/>
+      </w:pPr>
+      <w:r>
+        <w:rPr>
+          <w:b w:val="0"/>
+          <w:i w:val="0"/>
+          <w:color w:val="4A1B0C"/>
+          <w:sz w:val="21"/>
+        </w:rPr>
+        <w:t>前面三招做完，台下覺得「這個人有料」——那是 A，</w:t>
+      </w:r>
+      <w:r>
+        <w:rPr>
+          <w:b/>
+          <w:i w:val="0"/>
+          <w:color w:val="4A1B0C"/>
+          <w:sz w:val="21"/>
+        </w:rPr>
+        <w:t>還不是信任</w:t>
+      </w:r>
+      <w:r>
+        <w:rPr>
+          <w:b w:val="0"/>
+          <w:i w:val="0"/>
+          <w:color w:val="4A1B0C"/>
+          <w:sz w:val="21"/>
+        </w:rPr>
+        <w:t>。</w:t>
+      </w:r>
+      <w:r>
+        <w:br/>
+      </w:r>
+      <w:r>
+        <w:rPr>
+          <w:b w:val="0"/>
+          <w:i w:val="0"/>
+          <w:color w:val="4A1B0C"/>
+          <w:sz w:val="21"/>
+        </w:rPr>
+        <w:t>有料會讓他聽，不會讓他把錢交給你。這一塊換的是另一件事：</w:t>
+      </w:r>
+      <w:r>
+        <w:br/>
+      </w:r>
+      <w:r>
+        <w:rPr>
+          <w:b/>
+          <w:i w:val="0"/>
+          <w:color w:val="4A1B0C"/>
+          <w:sz w:val="21"/>
+        </w:rPr>
+        <w:t>他相信你說的話當真，而且你懂他現在的處境，因為你待過。</w:t>
       </w:r>
     </w:p>
     <w:p>
@@ -7758,6 +7945,143 @@
           <w:color w:val="4A1B0C"/>
           <w:sz w:val="21"/>
         </w:rPr>
+        <w:t xml:space="preserve">🔴 </w:t>
+      </w:r>
+      <w:r>
+        <w:rPr>
+          <w:b/>
+          <w:i w:val="0"/>
+          <w:color w:val="4A1B0C"/>
+          <w:sz w:val="21"/>
+        </w:rPr>
+        <w:t>這 9 分鐘是全場最長的單一動作，別把它當開場的一部分草草帶過。</w:t>
+      </w:r>
+      <w:r>
+        <w:br/>
+      </w:r>
+      <w:r>
+        <w:rPr>
+          <w:b w:val="0"/>
+          <w:i w:val="0"/>
+          <w:color w:val="4A1B0C"/>
+          <w:sz w:val="21"/>
+        </w:rPr>
+        <w:t>它只有一招，但那一招的份量等於前面三招加起來。</w:t>
+      </w:r>
+    </w:p>
+    <w:p>
+      <w:pPr>
+        <w:spacing w:before="80" w:after="80" w:line="348" w:lineRule="auto"/>
+        <w:ind w:left="113" w:right="113"/>
+        <w:shd w:val="clear" w:fill="FAF2EF"/>
+        <w:pBdr>
+          <w:left w:val="single" w:sz="30" w:space="6" w:color="C6603A"/>
+        </w:pBdr>
+      </w:pPr>
+      <w:r>
+        <w:rPr>
+          <w:b w:val="0"/>
+          <w:i w:val="0"/>
+          <w:color w:val="6E4A3C"/>
+          <w:sz w:val="19"/>
+        </w:rPr>
+        <w:t>⚠️ 整段只有成績和數字＝這一塊沒做（見〈五大地雷〉第三顆）。</w:t>
+      </w:r>
+      <w:r>
+        <w:br/>
+      </w:r>
+      <w:r>
+        <w:rPr>
+          <w:b/>
+          <w:i w:val="0"/>
+          <w:color w:val="6E4A3C"/>
+          <w:sz w:val="19"/>
+        </w:rPr>
+        <w:t>牛肉讓他覺得你厲害，講自己最難看的時候才會讓他覺得你可信。</w:t>
+      </w:r>
+      <w:r>
+        <w:br/>
+      </w:r>
+      <w:r>
+        <w:rPr>
+          <w:b w:val="0"/>
+          <w:i w:val="0"/>
+          <w:color w:val="6E4A3C"/>
+          <w:sz w:val="19"/>
+        </w:rPr>
+        <w:t xml:space="preserve">另外一半在 </w:t>
+      </w:r>
+      <w:r>
+        <w:rPr>
+          <w:b/>
+          <w:i w:val="0"/>
+          <w:color w:val="6E4A3C"/>
+          <w:sz w:val="19"/>
+        </w:rPr>
+        <w:t>⓪ 前置約定</w:t>
+      </w:r>
+      <w:r>
+        <w:rPr>
+          <w:b w:val="0"/>
+          <w:i w:val="0"/>
+          <w:color w:val="6E4A3C"/>
+          <w:sz w:val="19"/>
+        </w:rPr>
+        <w:t>（場外）。④ 管「你是誰」，⓪ 管「你說到做到」。</w:t>
+      </w:r>
+    </w:p>
+    <w:p>
+      <w:pPr>
+        <w:spacing w:before="280" w:after="80" w:line="348" w:lineRule="auto"/>
+      </w:pPr>
+      <w:r>
+        <w:rPr>
+          <w:b w:val="0"/>
+          <w:i w:val="0"/>
+          <w:color w:val="4A1B0C"/>
+          <w:sz w:val="26"/>
+        </w:rPr>
+        <w:t>④ 講一段你自己・低→轉→高（11–20 分）</w:t>
+      </w:r>
+    </w:p>
+    <w:p>
+      <w:pPr>
+        <w:spacing w:before="200" w:after="40" w:line="348" w:lineRule="auto"/>
+      </w:pPr>
+      <w:r>
+        <w:rPr>
+          <w:b/>
+          <w:color w:val="4A1B0C"/>
+          <w:sz w:val="22"/>
+        </w:rPr>
+        <w:t>開場先把天賦這條路堵掉</w:t>
+      </w:r>
+      <w:r>
+        <w:rPr>
+          <w:b w:val="0"/>
+          <w:i w:val="0"/>
+          <w:color w:val="6E4A3C"/>
+          <w:sz w:val="19"/>
+        </w:rPr>
+        <w:t xml:space="preserve">　11–12 分</w:t>
+      </w:r>
+    </w:p>
+    <w:p>
+      <w:pPr>
+        <w:spacing w:before="80" w:after="80" w:line="348" w:lineRule="auto"/>
+        <w:ind w:left="113" w:right="113"/>
+        <w:shd w:val="clear" w:fill="F4F1F0"/>
+        <w:pBdr>
+          <w:left w:val="single" w:sz="30" w:space="6" w:color="4A1B0C"/>
+        </w:pBdr>
+      </w:pPr>
+      <w:r>
+        <w:rPr>
+          <w:b w:val="0"/>
+          <w:i w:val="0"/>
+          <w:color w:val="4A1B0C"/>
+          <w:sz w:val="21"/>
+        </w:rPr>
         <w:t>「我一切都從 30 歲的創業故事開始。我是成大畢業的。</w:t>
       </w:r>
       <w:r>
@@ -8950,9 +9274,9 @@
       <w:pPr>
         <w:spacing w:before="80" w:after="80" w:line="348" w:lineRule="auto"/>
         <w:ind w:left="113" w:right="113"/>
-        <w:shd w:val="clear" w:fill="EFF2F0"/>
+        <w:shd w:val="clear" w:fill="E8F1ED"/>
         <w:pBdr>
-          <w:left w:val="single" w:sz="30" w:space="6" w:color="6E8B77"/>
+          <w:left w:val="single" w:sz="30" w:space="6" w:color="2F7F5E"/>
         </w:pBdr>
       </w:pPr>
       <w:r>
@@ -8987,9 +9311,9 @@
       <w:pPr>
         <w:spacing w:before="80" w:after="80" w:line="348" w:lineRule="auto"/>
         <w:ind w:left="113" w:right="113"/>
-        <w:shd w:val="clear" w:fill="EFF2F0"/>
+        <w:shd w:val="clear" w:fill="E8F1ED"/>
         <w:pBdr>
-          <w:left w:val="single" w:sz="30" w:space="6" w:color="6E8B77"/>
+          <w:left w:val="single" w:sz="30" w:space="6" w:color="2F7F5E"/>
         </w:pBdr>
       </w:pPr>
       <w:r>
@@ -9024,9 +9348,9 @@
       <w:pPr>
         <w:spacing w:before="80" w:after="80" w:line="348" w:lineRule="auto"/>
         <w:ind w:left="113" w:right="113"/>
-        <w:shd w:val="clear" w:fill="EFF2F0"/>
+        <w:shd w:val="clear" w:fill="E8F1ED"/>
         <w:pBdr>
-          <w:left w:val="single" w:sz="30" w:space="6" w:color="6E8B77"/>
+          <w:left w:val="single" w:sz="30" w:space="6" w:color="2F7F5E"/>
         </w:pBdr>
       </w:pPr>
       <w:r>
@@ -9199,16 +9523,16 @@
           <w:color w:val="6E4A3C"/>
           <w:sz w:val="19"/>
         </w:rPr>
-        <w:t xml:space="preserve"> 牛肉練 A，</w:t>
-      </w:r>
-      <w:r>
-        <w:rPr>
-          <w:b/>
-          <w:i w:val="0"/>
-          <w:color w:val="6E4A3C"/>
-          <w:sz w:val="19"/>
-        </w:rPr>
-        <w:t>講自己的低才練 T</w:t>
+        <w:t xml:space="preserve"> 牛肉是 A，</w:t>
+      </w:r>
+      <w:r>
+        <w:rPr>
+          <w:b/>
+          <w:i w:val="0"/>
+          <w:color w:val="6E4A3C"/>
+          <w:sz w:val="19"/>
+        </w:rPr>
+        <w:t>講自己的低才是 T</w:t>
       </w:r>
       <w:r>
         <w:rPr>
@@ -9246,7 +9570,7 @@
           <w:color w:val="4A1B0C"/>
           <w:sz w:val="32"/>
         </w:rPr>
-        <w:t>門 2　開腦門｜20–55 分</w:t>
+        <w:t>P 專業｜20–55 分</w:t>
       </w:r>
     </w:p>
     <w:p>
@@ -9351,7 +9675,92 @@
           <w:color w:val="6E4A3C"/>
           <w:sz w:val="19"/>
         </w:rPr>
-        <w:t>⚠️ 前面那道門沒開，這 35 分鐘講得越多越像推銷。</w:t>
+        <w:t xml:space="preserve">⚠️ </w:t>
+      </w:r>
+      <w:r>
+        <w:rPr>
+          <w:b/>
+          <w:i w:val="0"/>
+          <w:color w:val="6E4A3C"/>
+          <w:sz w:val="19"/>
+        </w:rPr>
+        <w:t>P 是兩件事，要兩件都拿到</w:t>
+      </w:r>
+      <w:r>
+        <w:rPr>
+          <w:b w:val="0"/>
+          <w:i w:val="0"/>
+          <w:color w:val="6E4A3C"/>
+          <w:sz w:val="19"/>
+        </w:rPr>
+        <w:t>：他覺得你</w:t>
+      </w:r>
+      <w:r>
+        <w:rPr>
+          <w:b/>
+          <w:i w:val="0"/>
+          <w:color w:val="6E4A3C"/>
+          <w:sz w:val="19"/>
+        </w:rPr>
+        <w:t>很專業</w:t>
+      </w:r>
+      <w:r>
+        <w:rPr>
+          <w:b w:val="0"/>
+          <w:i w:val="0"/>
+          <w:color w:val="6E4A3C"/>
+          <w:sz w:val="19"/>
+        </w:rPr>
+        <w:t>（框架言之有理），</w:t>
+      </w:r>
+      <w:r>
+        <w:br/>
+      </w:r>
+      <w:r>
+        <w:rPr>
+          <w:b w:val="0"/>
+          <w:i w:val="0"/>
+          <w:color w:val="6E4A3C"/>
+          <w:sz w:val="19"/>
+        </w:rPr>
+        <w:t>而且他相信你</w:t>
+      </w:r>
+      <w:r>
+        <w:rPr>
+          <w:b/>
+          <w:i w:val="0"/>
+          <w:color w:val="6E4A3C"/>
+          <w:sz w:val="19"/>
+        </w:rPr>
+        <w:t>解得了他的問題</w:t>
+      </w:r>
+      <w:r>
+        <w:rPr>
+          <w:b w:val="0"/>
+          <w:i w:val="0"/>
+          <w:color w:val="6E4A3C"/>
+          <w:sz w:val="19"/>
+        </w:rPr>
+        <w:t>。只拿到前面那件，他會說「講得真好」然後走掉。</w:t>
+      </w:r>
+    </w:p>
+    <w:p>
+      <w:pPr>
+        <w:spacing w:before="80" w:after="80" w:line="348" w:lineRule="auto"/>
+        <w:ind w:left="113" w:right="113"/>
+        <w:shd w:val="clear" w:fill="FAF2EF"/>
+        <w:pBdr>
+          <w:left w:val="single" w:sz="30" w:space="6" w:color="C6603A"/>
+        </w:pBdr>
+      </w:pPr>
+      <w:r>
+        <w:rPr>
+          <w:b w:val="0"/>
+          <w:i w:val="0"/>
+          <w:color w:val="6E4A3C"/>
+          <w:sz w:val="19"/>
+        </w:rPr>
+        <w:t>⚠️ T 還沒交出來以前，這 35 分鐘講得越多越像推銷。</w:t>
       </w:r>
     </w:p>
     <w:p>
@@ -9863,25 +10272,25 @@
           <w:color w:val="6E4A3C"/>
           <w:sz w:val="19"/>
         </w:rPr>
-        <w:t>這一招跨兩道門</w:t>
-      </w:r>
-      <w:r>
-        <w:rPr>
-          <w:b w:val="0"/>
-          <w:i w:val="0"/>
-          <w:color w:val="6E4A3C"/>
-          <w:sz w:val="19"/>
-        </w:rPr>
-        <w:t>：雷埋在這裡，</w:t>
-      </w:r>
-      <w:r>
-        <w:rPr>
-          <w:b/>
-          <w:i w:val="0"/>
-          <w:color w:val="6E4A3C"/>
-          <w:sz w:val="19"/>
-        </w:rPr>
-        <w:t>引爆在門 3</w:t>
+        <w:t>這一招跨兩塊肌肉</w:t>
+      </w:r>
+      <w:r>
+        <w:rPr>
+          <w:b w:val="0"/>
+          <w:i w:val="0"/>
+          <w:color w:val="6E4A3C"/>
+          <w:sz w:val="19"/>
+        </w:rPr>
+        <w:t>：雷埋在 P，</w:t>
+      </w:r>
+      <w:r>
+        <w:rPr>
+          <w:b/>
+          <w:i w:val="0"/>
+          <w:color w:val="6E4A3C"/>
+          <w:sz w:val="19"/>
+        </w:rPr>
+        <w:t>引爆在 I</w:t>
       </w:r>
       <w:r>
         <w:rPr>
@@ -9918,9 +10327,9 @@
       <w:pPr>
         <w:spacing w:before="80" w:after="80" w:line="348" w:lineRule="auto"/>
         <w:ind w:left="113" w:right="113"/>
-        <w:shd w:val="clear" w:fill="EFF2F0"/>
+        <w:shd w:val="clear" w:fill="E8F1ED"/>
         <w:pBdr>
-          <w:left w:val="single" w:sz="30" w:space="6" w:color="6E8B77"/>
+          <w:left w:val="single" w:sz="30" w:space="6" w:color="2F7F5E"/>
         </w:pBdr>
       </w:pPr>
       <w:r>
@@ -10938,9 +11347,9 @@
       <w:pPr>
         <w:spacing w:before="80" w:after="80" w:line="348" w:lineRule="auto"/>
         <w:ind w:left="113" w:right="113"/>
-        <w:shd w:val="clear" w:fill="EFF2F0"/>
+        <w:shd w:val="clear" w:fill="E8F1ED"/>
         <w:pBdr>
-          <w:left w:val="single" w:sz="30" w:space="6" w:color="6E8B77"/>
+          <w:left w:val="single" w:sz="30" w:space="6" w:color="2F7F5E"/>
         </w:pBdr>
       </w:pPr>
       <w:r>
@@ -12339,7 +12748,7 @@
           <w:color w:val="6E4A3C"/>
           <w:sz w:val="19"/>
         </w:rPr>
-        <w:t>這一招幾乎把整道門 2 吃掉</w:t>
+        <w:t>這一招幾乎把整塊 P 吃掉</w:t>
       </w:r>
       <w:r>
         <w:rPr>
@@ -12367,9 +12776,9 @@
       <w:pPr>
         <w:spacing w:before="80" w:after="80" w:line="348" w:lineRule="auto"/>
         <w:ind w:left="113" w:right="113"/>
-        <w:shd w:val="clear" w:fill="EFF2F0"/>
+        <w:shd w:val="clear" w:fill="E8F1ED"/>
         <w:pBdr>
-          <w:left w:val="single" w:sz="30" w:space="6" w:color="6E8B77"/>
+          <w:left w:val="single" w:sz="30" w:space="6" w:color="2F7F5E"/>
         </w:pBdr>
       </w:pPr>
       <w:r>
@@ -12422,9 +12831,9 @@
       <w:pPr>
         <w:spacing w:before="80" w:after="80" w:line="348" w:lineRule="auto"/>
         <w:ind w:left="113" w:right="113"/>
-        <w:shd w:val="clear" w:fill="EFF2F0"/>
+        <w:shd w:val="clear" w:fill="E8F1ED"/>
         <w:pBdr>
-          <w:left w:val="single" w:sz="30" w:space="6" w:color="6E8B77"/>
+          <w:left w:val="single" w:sz="30" w:space="6" w:color="2F7F5E"/>
         </w:pBdr>
       </w:pPr>
       <w:r>
@@ -14067,9 +14476,9 @@
       <w:pPr>
         <w:spacing w:before="80" w:after="80" w:line="348" w:lineRule="auto"/>
         <w:ind w:left="113" w:right="113"/>
-        <w:shd w:val="clear" w:fill="EFF2F0"/>
+        <w:shd w:val="clear" w:fill="E8F1ED"/>
         <w:pBdr>
-          <w:left w:val="single" w:sz="30" w:space="6" w:color="6E8B77"/>
+          <w:left w:val="single" w:sz="30" w:space="6" w:color="2F7F5E"/>
         </w:pBdr>
       </w:pPr>
       <w:r>
@@ -14212,7 +14621,7 @@
           <w:color w:val="4A1B0C"/>
           <w:sz w:val="32"/>
         </w:rPr>
-        <w:t>門 3　邀成交｜55–90 分</w:t>
+        <w:t>I 推進｜55–90 分</w:t>
       </w:r>
     </w:p>
     <w:p>
@@ -14249,7 +14658,7 @@
           <w:color w:val="4A1B0C"/>
           <w:sz w:val="21"/>
         </w:rPr>
-        <w:t xml:space="preserve"> 但前面兩道門做足了，這一段其實不費力。</w:t>
+        <w:t xml:space="preserve"> 但前面三塊做足了，這一段其實不費力。</w:t>
       </w:r>
     </w:p>
     <w:p>
@@ -15246,9 +15655,9 @@
       <w:pPr>
         <w:spacing w:before="80" w:after="80" w:line="348" w:lineRule="auto"/>
         <w:ind w:left="113" w:right="113"/>
-        <w:shd w:val="clear" w:fill="EFF2F0"/>
+        <w:shd w:val="clear" w:fill="E8F1ED"/>
         <w:pBdr>
-          <w:left w:val="single" w:sz="30" w:space="6" w:color="6E8B77"/>
+          <w:left w:val="single" w:sz="30" w:space="6" w:color="2F7F5E"/>
         </w:pBdr>
       </w:pPr>
       <w:r>
@@ -15283,9 +15692,9 @@
       <w:pPr>
         <w:spacing w:before="80" w:after="80" w:line="348" w:lineRule="auto"/>
         <w:ind w:left="113" w:right="113"/>
-        <w:shd w:val="clear" w:fill="EFF2F0"/>
+        <w:shd w:val="clear" w:fill="E8F1ED"/>
         <w:pBdr>
-          <w:left w:val="single" w:sz="30" w:space="6" w:color="6E8B77"/>
+          <w:left w:val="single" w:sz="30" w:space="6" w:color="2F7F5E"/>
         </w:pBdr>
       </w:pPr>
       <w:r>
@@ -16085,9 +16494,9 @@
       <w:pPr>
         <w:spacing w:before="80" w:after="80" w:line="348" w:lineRule="auto"/>
         <w:ind w:left="113" w:right="113"/>
-        <w:shd w:val="clear" w:fill="EFF2F0"/>
+        <w:shd w:val="clear" w:fill="E8F1ED"/>
         <w:pBdr>
-          <w:left w:val="single" w:sz="30" w:space="6" w:color="6E8B77"/>
+          <w:left w:val="single" w:sz="30" w:space="6" w:color="2F7F5E"/>
         </w:pBdr>
       </w:pPr>
       <w:r>
@@ -16561,7 +16970,7 @@
           <w:color w:val="6E4A3C"/>
           <w:sz w:val="19"/>
         </w:rPr>
-        <w:t xml:space="preserve"> 回哪一道門，看台下塌在哪裡：</w:t>
+        <w:t xml:space="preserve"> 回哪一塊，看台下塌在哪裡：</w:t>
       </w:r>
       <w:r>
         <w:br/>
@@ -16573,7 +16982,7 @@
           <w:color w:val="6E4A3C"/>
           <w:sz w:val="19"/>
         </w:rPr>
-        <w:t>全場都不打字＝門 1 沒點火；有互動但都是客套＝⓪ 那一條沒給；</w:t>
+        <w:t>全場都不打字＝ A 沒點火；有互動但都是客套＝ T 沒交出來（④ 講成表演，或 ⓪ 那一條沒給）；</w:t>
       </w:r>
       <w:r>
         <w:br/>
@@ -16585,7 +16994,7 @@
           <w:color w:val="6E4A3C"/>
           <w:sz w:val="19"/>
         </w:rPr>
-        <w:t>很熱但沒人買＝門 2 沒有 A／B 示範、或你等到水溫掉下來才收。</w:t>
+        <w:t>很熱但沒人買＝ P 沒有 A／B 示範、或你等到水溫掉下來才收。</w:t>
       </w:r>
       <w:r>
         <w:br/>
@@ -16604,9 +17013,9 @@
       <w:pPr>
         <w:spacing w:before="80" w:after="80" w:line="348" w:lineRule="auto"/>
         <w:ind w:left="113" w:right="113"/>
-        <w:shd w:val="clear" w:fill="EFF2F0"/>
+        <w:shd w:val="clear" w:fill="E8F1ED"/>
         <w:pBdr>
-          <w:left w:val="single" w:sz="30" w:space="6" w:color="6E8B77"/>
+          <w:left w:val="single" w:sz="30" w:space="6" w:color="2F7F5E"/>
         </w:pBdr>
       </w:pPr>
       <w:r>
@@ -17808,9 +18217,9 @@
       <w:pPr>
         <w:spacing w:before="80" w:after="80" w:line="348" w:lineRule="auto"/>
         <w:ind w:left="113" w:right="113"/>
-        <w:shd w:val="clear" w:fill="EFF2F0"/>
+        <w:shd w:val="clear" w:fill="E8F1ED"/>
         <w:pBdr>
-          <w:left w:val="single" w:sz="30" w:space="6" w:color="6E8B77"/>
+          <w:left w:val="single" w:sz="30" w:space="6" w:color="2F7F5E"/>
         </w:pBdr>
       </w:pPr>
       <w:r>
@@ -19172,16 +19581,16 @@
           <w:color w:val="4A1B0C"/>
           <w:sz w:val="21"/>
         </w:rPr>
-        <w:t>三道門的順序不能換。</w:t>
-      </w:r>
-      <w:r>
-        <w:rPr>
-          <w:b w:val="0"/>
-          <w:i w:val="0"/>
-          <w:color w:val="4A1B0C"/>
-          <w:sz w:val="21"/>
-        </w:rPr>
-        <w:t xml:space="preserve"> 前面那道門沒開，後面做什麼都不算數——</w:t>
+        <w:t>四塊肌肉的順序不能換。</w:t>
+      </w:r>
+      <w:r>
+        <w:rPr>
+          <w:b w:val="0"/>
+          <w:i w:val="0"/>
+          <w:color w:val="4A1B0C"/>
+          <w:sz w:val="21"/>
+        </w:rPr>
+        <w:t xml:space="preserve"> 前面那一塊沒起來，後面做什麼都不算數——</w:t>
       </w:r>
       <w:r>
         <w:br/>
@@ -19307,7 +19716,7 @@
                 <w:color w:val="6E4A3C"/>
                 <w:sz w:val="18"/>
               </w:rPr>
-              <w:t>其實是哪一道門沒開</w:t>
+              <w:t>其實是哪一塊塌了</w:t>
             </w:r>
           </w:p>
         </w:tc>
@@ -19367,7 +19776,7 @@
                 <w:color w:val="4A1B0C"/>
                 <w:sz w:val="18"/>
               </w:rPr>
-              <w:t>門 1 開心門</w:t>
+              <w:t>A 吸引</w:t>
             </w:r>
             <w:r>
               <w:rPr>
@@ -19422,25 +19831,7 @@
                 <w:color w:val="4A1B0C"/>
                 <w:sz w:val="18"/>
               </w:rPr>
-              <w:t xml:space="preserve"> 牛肉端成炫耀／</w:t>
-            </w:r>
-            <w:r>
-              <w:rPr>
-                <w:b/>
-                <w:i w:val="0"/>
-                <w:color w:val="4A1B0C"/>
-                <w:sz w:val="18"/>
-              </w:rPr>
-              <w:t>④</w:t>
-            </w:r>
-            <w:r>
-              <w:rPr>
-                <w:b w:val="0"/>
-                <w:i w:val="0"/>
-                <w:color w:val="4A1B0C"/>
-                <w:sz w:val="18"/>
-              </w:rPr>
-              <w:t xml:space="preserve"> 故事講成表演</w:t>
+              <w:t xml:space="preserve"> 牛肉端成炫耀</w:t>
             </w:r>
           </w:p>
         </w:tc>
@@ -19480,7 +19871,7 @@
                 <w:color w:val="4A1B0C"/>
                 <w:sz w:val="18"/>
               </w:rPr>
-              <w:t>⓪ 前置約定</w:t>
+              <w:t>T 信任</w:t>
             </w:r>
             <w:r>
               <w:rPr>
@@ -19508,6 +19899,24 @@
                 <w:color w:val="4A1B0C"/>
                 <w:sz w:val="18"/>
               </w:rPr>
+              <w:t>④</w:t>
+            </w:r>
+            <w:r>
+              <w:rPr>
+                <w:b w:val="0"/>
+                <w:i w:val="0"/>
+                <w:color w:val="4A1B0C"/>
+                <w:sz w:val="18"/>
+              </w:rPr>
+              <w:t xml:space="preserve"> 你沒講自己的低，或故事講成表演／</w:t>
+            </w:r>
+            <w:r>
+              <w:rPr>
+                <w:b/>
+                <w:i w:val="0"/>
+                <w:color w:val="4A1B0C"/>
+                <w:sz w:val="18"/>
+              </w:rPr>
               <w:t>⓪</w:t>
             </w:r>
             <w:r>
@@ -19518,24 +19927,6 @@
                 <w:sz w:val="18"/>
               </w:rPr>
               <w:t xml:space="preserve"> 你沒替他講，全場只有你的成績／</w:t>
-            </w:r>
-            <w:r>
-              <w:rPr>
-                <w:b/>
-                <w:i w:val="0"/>
-                <w:color w:val="4A1B0C"/>
-                <w:sz w:val="18"/>
-              </w:rPr>
-              <w:t>④</w:t>
-            </w:r>
-            <w:r>
-              <w:rPr>
-                <w:b w:val="0"/>
-                <w:i w:val="0"/>
-                <w:color w:val="4A1B0C"/>
-                <w:sz w:val="18"/>
-              </w:rPr>
-              <w:t xml:space="preserve"> 你沒講自己的低／</w:t>
             </w:r>
             <w:r>
               <w:rPr>
@@ -19593,7 +19984,7 @@
                 <w:color w:val="4A1B0C"/>
                 <w:sz w:val="18"/>
               </w:rPr>
-              <w:t>門 2 開腦門</w:t>
+              <w:t>P 專業</w:t>
             </w:r>
             <w:r>
               <w:rPr>
@@ -19679,7 +20070,7 @@
                 <w:color w:val="4A1B0C"/>
                 <w:sz w:val="18"/>
               </w:rPr>
-              <w:t>⓪ 前置約定</w:t>
+              <w:t>T 信任</w:t>
             </w:r>
             <w:r>
               <w:rPr>
@@ -19702,12 +20093,21 @@
             </w:pPr>
             <w:r>
               <w:rPr>
+                <w:b/>
+                <w:i w:val="0"/>
+                <w:color w:val="4A1B0C"/>
+                <w:sz w:val="18"/>
+              </w:rPr>
+              <w:t>⓪</w:t>
+            </w:r>
+            <w:r>
+              <w:rPr>
                 <w:b w:val="0"/>
                 <w:i w:val="0"/>
                 <w:color w:val="4A1B0C"/>
                 <w:sz w:val="18"/>
               </w:rPr>
-              <w:t>你沒在場前就告訴他「裡面有成交環節」。</w:t>
+              <w:t xml:space="preserve"> 你沒在場前就告訴他「裡面有成交環節」。</w:t>
             </w:r>
             <w:r>
               <w:rPr>
@@ -19756,7 +20156,7 @@
                 <w:color w:val="4A1B0C"/>
                 <w:sz w:val="18"/>
               </w:rPr>
-              <w:t>門 3 邀成交</w:t>
+              <w:t>I 推進</w:t>
             </w:r>
             <w:r>
               <w:rPr>
@@ -19904,7 +20304,58 @@
           <w:color w:val="4A1B0C"/>
           <w:sz w:val="21"/>
         </w:rPr>
-        <w:t>（③、④、⑤），不能只寫「門 2 沒開」——那樣下一場你不知道要改什麼。</w:t>
+        <w:t>（③、④、⑤），不能只寫「P 沒起來」——那樣下一場你不知道要改什麼。</w:t>
+      </w:r>
+      <w:r>
+        <w:br/>
+      </w:r>
+      <w:r>
+        <w:rPr>
+          <w:b w:val="0"/>
+          <w:i w:val="0"/>
+          <w:color w:val="4A1B0C"/>
+          <w:sz w:val="21"/>
+        </w:rPr>
+        <w:t xml:space="preserve">🔴 </w:t>
+      </w:r>
+      <w:r>
+        <w:rPr>
+          <w:b/>
+          <w:i w:val="0"/>
+          <w:color w:val="4A1B0C"/>
+          <w:sz w:val="21"/>
+        </w:rPr>
+        <w:t>兩種「掉人」都回到 T，但修的地方不一樣</w:t>
+      </w:r>
+      <w:r>
+        <w:rPr>
+          <w:b w:val="0"/>
+          <w:i w:val="0"/>
+          <w:color w:val="4A1B0C"/>
+          <w:sz w:val="21"/>
+        </w:rPr>
+        <w:t>：客套是 ④ 沒講自己的低，</w:t>
+      </w:r>
+      <w:r>
+        <w:br/>
+      </w:r>
+      <w:r>
+        <w:rPr>
+          <w:b w:val="0"/>
+          <w:i w:val="0"/>
+          <w:color w:val="4A1B0C"/>
+          <w:sz w:val="21"/>
+        </w:rPr>
+        <w:t>進成交掉人是 ⓪ 場前沒先說。</w:t>
+      </w:r>
+      <w:r>
+        <w:rPr>
+          <w:b/>
+          <w:i w:val="0"/>
+          <w:color w:val="4A1B0C"/>
+          <w:sz w:val="21"/>
+        </w:rPr>
+        <w:t>一個在台上，一個在台下。</w:t>
       </w:r>
     </w:p>
     <w:p>
@@ -20035,7 +20486,7 @@
                 <w:color w:val="6E4A3C"/>
                 <w:sz w:val="18"/>
               </w:rPr>
-              <w:t>哪一道門</w:t>
+              <w:t>哪一塊肌肉</w:t>
             </w:r>
           </w:p>
         </w:tc>
@@ -20133,7 +20584,16 @@
                 <w:color w:val="4A1B0C"/>
                 <w:sz w:val="18"/>
               </w:rPr>
-              <w:t>⓪ 橫跨全場</w:t>
+              <w:t>T 信任</w:t>
+            </w:r>
+            <w:r>
+              <w:rPr>
+                <w:b w:val="0"/>
+                <w:i w:val="0"/>
+                <w:color w:val="4A1B0C"/>
+                <w:sz w:val="18"/>
+              </w:rPr>
+              <w:t>・場外</w:t>
             </w:r>
           </w:p>
         </w:tc>
@@ -20257,7 +20717,7 @@
                 <w:color w:val="4A1B0C"/>
                 <w:sz w:val="18"/>
               </w:rPr>
-              <w:t>門 1 開心門</w:t>
+              <w:t>A 吸引</w:t>
             </w:r>
           </w:p>
         </w:tc>
@@ -20375,7 +20835,7 @@
                 <w:color w:val="4A1B0C"/>
                 <w:sz w:val="18"/>
               </w:rPr>
-              <w:t>門 1 開心門</w:t>
+              <w:t>A 吸引</w:t>
             </w:r>
           </w:p>
         </w:tc>
@@ -20490,7 +20950,7 @@
                 <w:color w:val="4A1B0C"/>
                 <w:sz w:val="18"/>
               </w:rPr>
-              <w:t>門 1 開心門</w:t>
+              <w:t>A 吸引</w:t>
             </w:r>
           </w:p>
         </w:tc>
@@ -20605,7 +21065,7 @@
                 <w:color w:val="4A1B0C"/>
                 <w:sz w:val="18"/>
               </w:rPr>
-              <w:t>門 1 開心門</w:t>
+              <w:t>T 信任</w:t>
             </w:r>
           </w:p>
         </w:tc>
@@ -20747,7 +21207,7 @@
                 <w:color w:val="4A1B0C"/>
                 <w:sz w:val="18"/>
               </w:rPr>
-              <w:t>門 2 開腦門</w:t>
+              <w:t>P 專業</w:t>
             </w:r>
             <w:r>
               <w:rPr>
@@ -20756,7 +21216,7 @@
                 <w:color w:val="4A1B0C"/>
                 <w:sz w:val="18"/>
               </w:rPr>
-              <w:t>（雷引爆在門 3）</w:t>
+              <w:t>（雷引爆在 I）</w:t>
             </w:r>
           </w:p>
         </w:tc>
@@ -20907,7 +21367,7 @@
                 <w:color w:val="4A1B0C"/>
                 <w:sz w:val="18"/>
               </w:rPr>
-              <w:t>門 2 開腦門</w:t>
+              <w:t>P 專業</w:t>
             </w:r>
           </w:p>
         </w:tc>
@@ -21031,7 +21491,7 @@
                 <w:color w:val="4A1B0C"/>
                 <w:sz w:val="18"/>
               </w:rPr>
-              <w:t>門 2 開腦門</w:t>
+              <w:t>P 專業</w:t>
             </w:r>
           </w:p>
         </w:tc>
@@ -21182,7 +21642,7 @@
                 <w:color w:val="4A1B0C"/>
                 <w:sz w:val="18"/>
               </w:rPr>
-              <w:t>門 3 邀成交</w:t>
+              <w:t>I 推進</w:t>
             </w:r>
           </w:p>
         </w:tc>
@@ -21333,7 +21793,7 @@
                 <w:color w:val="4A1B0C"/>
                 <w:sz w:val="18"/>
               </w:rPr>
-              <w:t>門 3 邀成交</w:t>
+              <w:t>I 推進</w:t>
             </w:r>
           </w:p>
         </w:tc>
@@ -21448,7 +21908,7 @@
                 <w:color w:val="4A1B0C"/>
                 <w:sz w:val="18"/>
               </w:rPr>
-              <w:t>門 3 邀成交</w:t>
+              <w:t>I 推進</w:t>
             </w:r>
           </w:p>
         </w:tc>
@@ -21542,7 +22002,7 @@
           <w:color w:val="4A1B0C"/>
           <w:sz w:val="21"/>
         </w:rPr>
-        <w:t>兩張都是照門排的，所以你寫完檢討可以直接指到招號，不用再翻譯一次。</w:t>
+        <w:t>兩張都是照肌肉排的，所以你寫完檢討可以直接指到招號，不用再翻譯一次。</w:t>
       </w:r>
     </w:p>
     <w:p>
@@ -21669,7 +22129,7 @@
           <w:color w:val="4A1B0C"/>
           <w:sz w:val="21"/>
         </w:rPr>
-        <w:t xml:space="preserve">（③、④、⑤ 這一層），不是「卡在 T」。不足 → </w:t>
+        <w:t xml:space="preserve">（③、④、⑤ 這一層）。只寫「T 塌了」太粗，修不到東西。不足 → </w:t>
       </w:r>
       <w:r>
         <w:rPr>
@@ -24723,21 +25183,7 @@
           <w:color w:val="4A1B0C"/>
           <w:sz w:val="26"/>
         </w:rPr>
-        <w:t>附錄 9｜這份為什麼不標 ATPI</w:t>
-      </w:r>
-    </w:p>
-    <w:p>
-      <w:pPr>
-        <w:spacing w:before="160" w:after="80" w:line="348" w:lineRule="auto"/>
-      </w:pPr>
-      <w:r>
-        <w:rPr>
-          <w:b w:val="0"/>
-          <w:i w:val="0"/>
-          <w:color w:val="4A1B0C"/>
-          <w:sz w:val="22"/>
-        </w:rPr>
-        <w:t>台上跟一對一是同一套系統，但診斷的語言不一樣。</w:t>
+        <w:t>附錄 9｜台上跟一對一，同一套肌肉，不同的驗收方式</w:t>
       </w:r>
     </w:p>
     <w:p>
@@ -24746,33 +25192,30 @@
       </w:pPr>
       <w:r>
         <w:rPr>
-          <w:b w:val="0"/>
-          <w:i w:val="0"/>
-          <w:color w:val="4A1B0C"/>
-          <w:sz w:val="21"/>
-        </w:rPr>
-        <w:t>《1v1 顧問腳本》的骨架是四塊肌肉，底下那 12 個方向寫成「讓他開口」「讓他敢說」——</w:t>
-      </w:r>
-      <w:r>
-        <w:br/>
-      </w:r>
-      <w:r>
-        <w:rPr>
-          <w:b w:val="0"/>
-          <w:i w:val="0"/>
-          <w:color w:val="4A1B0C"/>
-          <w:sz w:val="21"/>
-        </w:rPr>
-        <w:t>坐在對面，這組字很好用，因為</w:t>
-      </w:r>
-      <w:r>
-        <w:rPr>
-          <w:b/>
-          <w:i w:val="0"/>
-          <w:color w:val="4A1B0C"/>
-          <w:sz w:val="21"/>
-        </w:rPr>
-        <w:t>你問得到，也聽得見他怎麼答</w:t>
+          <w:b/>
+          <w:i w:val="0"/>
+          <w:color w:val="4A1B0C"/>
+          <w:sz w:val="21"/>
+        </w:rPr>
+        <w:t>骨架只有一套：ATPI 四塊肌肉。</w:t>
+      </w:r>
+      <w:r>
+        <w:rPr>
+          <w:b w:val="0"/>
+          <w:i w:val="0"/>
+          <w:color w:val="4A1B0C"/>
+          <w:sz w:val="21"/>
+        </w:rPr>
+        <w:t xml:space="preserve"> 台上跟一對一的差別不在骨架，在</w:t>
+      </w:r>
+      <w:r>
+        <w:rPr>
+          <w:b/>
+          <w:i w:val="0"/>
+          <w:color w:val="4A1B0C"/>
+          <w:sz w:val="21"/>
+        </w:rPr>
+        <w:t>你憑什麼知道過關了</w:t>
       </w:r>
       <w:r>
         <w:rPr>
@@ -24795,6 +25238,50 @@
           <w:color w:val="4A1B0C"/>
           <w:sz w:val="21"/>
         </w:rPr>
+        <w:t>《1v1 顧問腳本》底下那 12 個方向寫成「讓他開口」「讓他敢說」——</w:t>
+      </w:r>
+      <w:r>
+        <w:br/>
+      </w:r>
+      <w:r>
+        <w:rPr>
+          <w:b w:val="0"/>
+          <w:i w:val="0"/>
+          <w:color w:val="4A1B0C"/>
+          <w:sz w:val="21"/>
+        </w:rPr>
+        <w:t>坐在對面，這組字很好用，因為</w:t>
+      </w:r>
+      <w:r>
+        <w:rPr>
+          <w:b/>
+          <w:i w:val="0"/>
+          <w:color w:val="4A1B0C"/>
+          <w:sz w:val="21"/>
+        </w:rPr>
+        <w:t>你問得到，也聽得見他怎麼答</w:t>
+      </w:r>
+      <w:r>
+        <w:rPr>
+          <w:b w:val="0"/>
+          <w:i w:val="0"/>
+          <w:color w:val="4A1B0C"/>
+          <w:sz w:val="21"/>
+        </w:rPr>
+        <w:t>。</w:t>
+      </w:r>
+    </w:p>
+    <w:p>
+      <w:pPr>
+        <w:spacing w:before="0" w:after="120" w:line="348" w:lineRule="auto"/>
+      </w:pPr>
+      <w:r>
+        <w:rPr>
+          <w:b w:val="0"/>
+          <w:i w:val="0"/>
+          <w:color w:val="4A1B0C"/>
+          <w:sz w:val="21"/>
+        </w:rPr>
         <w:t>站上台不是。你面對的是一整片人，</w:t>
       </w:r>
       <w:r>
@@ -24837,16 +25324,25 @@
           <w:color w:val="4A1B0C"/>
           <w:sz w:val="21"/>
         </w:rPr>
-        <w:t>於是台上的問題只剩一個：</w:t>
-      </w:r>
-      <w:r>
-        <w:rPr>
-          <w:b/>
-          <w:i w:val="0"/>
-          <w:color w:val="4A1B0C"/>
-          <w:sz w:val="21"/>
-        </w:rPr>
-        <w:t>這道門，過了沒。</w:t>
+        <w:t>所以這份的每一招底下都掛一條</w:t>
+      </w:r>
+      <w:r>
+        <w:rPr>
+          <w:b/>
+          <w:i w:val="0"/>
+          <w:color w:val="4A1B0C"/>
+          <w:sz w:val="21"/>
+        </w:rPr>
+        <w:t>看得見的過關訊號</w:t>
+      </w:r>
+      <w:r>
+        <w:rPr>
+          <w:b w:val="0"/>
+          <w:i w:val="0"/>
+          <w:color w:val="4A1B0C"/>
+          <w:sz w:val="21"/>
+        </w:rPr>
+        <w:t>，而不是掛「讓他開口」。</w:t>
       </w:r>
     </w:p>
     <w:tbl>
@@ -24949,7 +25445,7 @@
                 <w:color w:val="4A1B0C"/>
                 <w:sz w:val="18"/>
               </w:rPr>
-              <w:t>三道門 ＋ 十大步驟</w:t>
+              <w:t>ATPI 四塊肌肉 ＋ 十個動作</w:t>
             </w:r>
           </w:p>
         </w:tc>
@@ -24968,7 +25464,7 @@
                 <w:color w:val="4A1B0C"/>
                 <w:sz w:val="18"/>
               </w:rPr>
-              <w:t>四塊肌肉</w:t>
+              <w:t>ATPI 四塊肌肉 ＋ 12 個方向</w:t>
             </w:r>
           </w:p>
         </w:tc>
@@ -25067,7 +25563,7 @@
                 <w:color w:val="4A1B0C"/>
                 <w:sz w:val="18"/>
               </w:rPr>
-              <w:t>哪一道門沒開 → 往回修那一招</w:t>
+              <w:t>哪一塊塌了 → 往回修那一塊裡的那一招</w:t>
             </w:r>
           </w:p>
         </w:tc>
@@ -25086,7 +25582,7 @@
                 <w:color w:val="4A1B0C"/>
                 <w:sz w:val="18"/>
               </w:rPr>
-              <w:t>哪一塊肌肉塌了</w:t>
+              <w:t>哪一塊塌了 → 換一個方向問</w:t>
             </w:r>
           </w:p>
         </w:tc>
@@ -25122,28 +25618,19 @@
           <w:color w:val="4A1B0C"/>
           <w:sz w:val="21"/>
         </w:rPr>
-        <w:t>這不是把 ATPI 廢掉，是不在教材裡逼你多背一層。</w:t>
+        <w:t>這一份曾經有過另一套骨架（三段式的「門」），2026-10-21 退役。</w:t>
       </w:r>
       <w:r>
         <w:br/>
       </w:r>
       <w:r>
         <w:rPr>
-          <w:b/>
-          <w:i w:val="0"/>
-          <w:color w:val="4A1B0C"/>
-          <w:sz w:val="21"/>
-        </w:rPr>
-        <w:t>ATPI 是整套課程的架構主體</w:t>
-      </w:r>
-      <w:r>
-        <w:rPr>
-          <w:b w:val="0"/>
-          <w:i w:val="0"/>
-          <w:color w:val="4A1B0C"/>
-          <w:sz w:val="21"/>
-        </w:rPr>
-        <w:t>，所以流程圖上那排 A／T／P／I 小標留著；</w:t>
+          <w:b w:val="0"/>
+          <w:i w:val="0"/>
+          <w:color w:val="4A1B0C"/>
+          <w:sz w:val="21"/>
+        </w:rPr>
+        <w:t>當時退掉 ATPI 的理由是「A 佔 0–20、T 佔 3–20，兩段時間重疊」——</w:t>
       </w:r>
       <w:r>
         <w:br/>
@@ -25155,25 +25642,58 @@
           <w:color w:val="4A1B0C"/>
           <w:sz w:val="21"/>
         </w:rPr>
-        <w:t>只是</w:t>
-      </w:r>
-      <w:r>
-        <w:rPr>
-          <w:b/>
-          <w:i w:val="0"/>
-          <w:color w:val="4A1B0C"/>
-          <w:sz w:val="21"/>
-        </w:rPr>
-        <w:t>台上當下用得到的那一面是門</w:t>
-      </w:r>
-      <w:r>
-        <w:rPr>
-          <w:b w:val="0"/>
-          <w:i w:val="0"/>
-          <w:color w:val="4A1B0C"/>
-          <w:sz w:val="21"/>
-        </w:rPr>
-        <w:t>。要並排對照兩份腳本，去看《01-核心定義字典》〈ATPI〉。</w:t>
+        <w:t>但重疊的是</w:t>
+      </w:r>
+      <w:r>
+        <w:rPr>
+          <w:b/>
+          <w:i w:val="0"/>
+          <w:color w:val="4A1B0C"/>
+          <w:sz w:val="21"/>
+        </w:rPr>
+        <w:t>那個對應關係壞掉</w:t>
+      </w:r>
+      <w:r>
+        <w:rPr>
+          <w:b w:val="0"/>
+          <w:i w:val="0"/>
+          <w:color w:val="4A1B0C"/>
+          <w:sz w:val="21"/>
+        </w:rPr>
+        <w:t>，不是 ATPI 不能當骨架。</w:t>
+      </w:r>
+      <w:r>
+        <w:br/>
+      </w:r>
+      <w:r>
+        <w:rPr>
+          <w:b w:val="0"/>
+          <w:i w:val="0"/>
+          <w:color w:val="4A1B0C"/>
+          <w:sz w:val="21"/>
+        </w:rPr>
+        <w:t>現在的四段首尾相接、零重疊（A 0–11／T 11–20／P 20–55／I 55–90），那個理由就不存在了。</w:t>
+      </w:r>
+      <w:r>
+        <w:br/>
+      </w:r>
+      <w:r>
+        <w:rPr>
+          <w:b/>
+          <w:i w:val="0"/>
+          <w:color w:val="4A1B0C"/>
+          <w:sz w:val="21"/>
+        </w:rPr>
+        <w:t>所有製作物以 ATPI 為準</w:t>
+      </w:r>
+      <w:r>
+        <w:rPr>
+          <w:b w:val="0"/>
+          <w:i w:val="0"/>
+          <w:color w:val="4A1B0C"/>
+          <w:sz w:val="21"/>
+        </w:rPr>
+        <w:t>，不再有第二套名字要背。</w:t>
       </w:r>
     </w:p>
     <w:p>
@@ -25226,7 +25746,25 @@
           <w:color w:val="4A1B0C"/>
           <w:sz w:val="21"/>
         </w:rPr>
-        <w:t>從邀約私訊算到場後追蹤。沒有時段，不代表它不是一條。</w:t>
+        <w:t xml:space="preserve">從邀約私訊算到場後追蹤。沒有時段，不代表它不是一條；它是 </w:t>
+      </w:r>
+      <w:r>
+        <w:rPr>
+          <w:b/>
+          <w:i w:val="0"/>
+          <w:color w:val="4A1B0C"/>
+          <w:sz w:val="21"/>
+        </w:rPr>
+        <w:t>T 的場外那一半</w:t>
+      </w:r>
+      <w:r>
+        <w:rPr>
+          <w:b w:val="0"/>
+          <w:i w:val="0"/>
+          <w:color w:val="4A1B0C"/>
+          <w:sz w:val="21"/>
+        </w:rPr>
+        <w:t>。</w:t>
       </w:r>
     </w:p>
     <w:p>
@@ -25370,7 +25908,7 @@
                 <w:color w:val="4A1B0C"/>
                 <w:sz w:val="18"/>
               </w:rPr>
-              <w:t>三道門＋十大步驟當骨架</w:t>
+              <w:t>骨架＝ATPI 四塊肌肉＋十個動作</w:t>
             </w:r>
           </w:p>
         </w:tc>
@@ -25389,34 +25927,7 @@
                 <w:color w:val="4A1B0C"/>
                 <w:sz w:val="18"/>
               </w:rPr>
-              <w:t>上一版把 ATPI 當骨架，結果 A 佔 0–20、T 佔 3–20，</w:t>
-            </w:r>
-            <w:r>
-              <w:rPr>
-                <w:b/>
-                <w:i w:val="0"/>
-                <w:color w:val="4A1B0C"/>
-                <w:sz w:val="18"/>
-              </w:rPr>
-              <w:t>兩段時間重疊</w:t>
-            </w:r>
-            <w:r>
-              <w:rPr>
-                <w:b w:val="0"/>
-                <w:i w:val="0"/>
-                <w:color w:val="4A1B0C"/>
-                <w:sz w:val="18"/>
-              </w:rPr>
-              <w:t>——那就是硬把診斷軸當時間軸的症狀。台上同一秒只可能在一道門裡，</w:t>
-            </w:r>
-            <w:r>
-              <w:rPr>
-                <w:b/>
-                <w:i w:val="0"/>
-                <w:color w:val="4A1B0C"/>
-                <w:sz w:val="18"/>
-              </w:rPr>
-              <w:t>所以骨架只能是門</w:t>
+              <w:t>分段 A 0–11／T 11–20／P 20–55／I 55–90，首尾相接、零重疊。⓪ 前置約定是 T 的場外那一半</w:t>
             </w:r>
           </w:p>
         </w:tc>
@@ -25437,7 +25948,7 @@
                 <w:color w:val="4A1B0C"/>
                 <w:sz w:val="18"/>
               </w:rPr>
-              <w:t>這份不標 ATPI</w:t>
+              <w:t>這份照 ATPI 標</w:t>
             </w:r>
           </w:p>
         </w:tc>
@@ -25456,7 +25967,7 @@
                 <w:color w:val="4A1B0C"/>
                 <w:sz w:val="18"/>
               </w:rPr>
-              <w:t>「讓他開口／讓他敢說」那組方向在一對一好用，因為你問得到、聽得見；台上看不見是誰掉出去的，驗不了。台上驗得了的只有「這道門過了沒」，所以診斷也改照門走</w:t>
+              <w:t>所有製作物以 ATPI 為準，台上不再有第二套名字要背。台上跟一對一的差別只在驗收方式（整片人的反應 vs 他的回答），不在骨架——見〈附錄 9〉</w:t>
             </w:r>
           </w:p>
         </w:tc>
@@ -25472,21 +25983,12 @@
             </w:pPr>
             <w:r>
               <w:rPr>
-                <w:b/>
-                <w:i w:val="0"/>
-                <w:color w:val="4A1B0C"/>
-                <w:sz w:val="18"/>
-              </w:rPr>
-              <w:t>Combo 技</w:t>
-            </w:r>
-            <w:r>
-              <w:rPr>
                 <w:b w:val="0"/>
                 <w:i w:val="0"/>
                 <w:color w:val="4A1B0C"/>
                 <w:sz w:val="18"/>
               </w:rPr>
-              <w:t>（一牛肉＋一故事＋一啟示＋一反問）</w:t>
+              <w:t>~~三段式的「門」當骨架~~</w:t>
             </w:r>
           </w:p>
         </w:tc>
@@ -25500,21 +26002,21 @@
             </w:pPr>
             <w:r>
               <w:rPr>
+                <w:b/>
+                <w:i w:val="0"/>
+                <w:color w:val="4A1B0C"/>
+                <w:sz w:val="18"/>
+              </w:rPr>
+              <w:t>已被 2026-10-21 取代。</w:t>
+            </w:r>
+            <w:r>
+              <w:rPr>
                 <w:b w:val="0"/>
                 <w:i w:val="0"/>
                 <w:color w:val="4A1B0C"/>
                 <w:sz w:val="18"/>
               </w:rPr>
-              <w:t>原稿的技巧名帶人名簡稱。人名一律「平凡人光頭」，</w:t>
-            </w:r>
-            <w:r>
-              <w:rPr>
-                <w:b/>
-                <w:i w:val="0"/>
-                <w:color w:val="4A1B0C"/>
-                <w:sz w:val="18"/>
-              </w:rPr>
-              <w:t>技巧名去掉簡稱</w:t>
+              <w:t xml:space="preserve"> 當年退掉 ATPI 的理由是「A 佔 0–20、T 佔 3–20 兩段重疊」，但壞的是那個對應關係，不是 ATPI 不能當骨架</w:t>
             </w:r>
           </w:p>
         </w:tc>
@@ -25535,7 +26037,16 @@
                 <w:color w:val="4A1B0C"/>
                 <w:sz w:val="18"/>
               </w:rPr>
-              <w:t>A／B 對照示範</w:t>
+              <w:t>Combo 技</w:t>
+            </w:r>
+            <w:r>
+              <w:rPr>
+                <w:b w:val="0"/>
+                <w:i w:val="0"/>
+                <w:color w:val="4A1B0C"/>
+                <w:sz w:val="18"/>
+              </w:rPr>
+              <w:t>（一牛肉＋一故事＋一啟示＋一反問）</w:t>
             </w:r>
           </w:p>
         </w:tc>
@@ -25554,7 +26065,16 @@
                 <w:color w:val="4A1B0C"/>
                 <w:sz w:val="18"/>
               </w:rPr>
-              <w:t>這一招原本沒有名字，只被當成「示範」。命名之後它才可複製</w:t>
+              <w:t>原稿的技巧名帶人名簡稱。人名一律「平凡人光頭」，</w:t>
+            </w:r>
+            <w:r>
+              <w:rPr>
+                <w:b/>
+                <w:i w:val="0"/>
+                <w:color w:val="4A1B0C"/>
+                <w:sz w:val="18"/>
+              </w:rPr>
+              <w:t>技巧名去掉簡稱</w:t>
             </w:r>
           </w:p>
         </w:tc>
@@ -25575,16 +26095,7 @@
                 <w:color w:val="4A1B0C"/>
                 <w:sz w:val="18"/>
               </w:rPr>
-              <w:t>雙層牛肉堡是五拍</w:t>
-            </w:r>
-            <w:r>
-              <w:rPr>
-                <w:b w:val="0"/>
-                <w:i w:val="0"/>
-                <w:color w:val="4A1B0C"/>
-                <w:sz w:val="18"/>
-              </w:rPr>
-              <w:t>（誤區→故事→正解→道理→再接故事）</w:t>
+              <w:t>A／B 對照示範</w:t>
             </w:r>
           </w:p>
         </w:tc>
@@ -25603,7 +26114,7 @@
                 <w:color w:val="4A1B0C"/>
                 <w:sz w:val="18"/>
               </w:rPr>
-              <w:t>早期簡記成四拍，漏掉「正解」那一拍——而正解句才是學員會抄下來的那一句</w:t>
+              <w:t>這一招原本沒有名字，只被當成「示範」。命名之後它才可複製</w:t>
             </w:r>
           </w:p>
         </w:tc>
@@ -25624,7 +26135,7 @@
                 <w:color w:val="4A1B0C"/>
                 <w:sz w:val="18"/>
               </w:rPr>
-              <w:t>水溫對齊門檻級聯</w:t>
+              <w:t>雙層牛肉堡是五拍</w:t>
             </w:r>
             <w:r>
               <w:rPr>
@@ -25633,7 +26144,7 @@
                 <w:color w:val="4A1B0C"/>
                 <w:sz w:val="18"/>
               </w:rPr>
-              <w:t>（門 1 0–50°／門 2 50–90°／門 3 90–100°）</w:t>
+              <w:t>（誤區→故事→正解→道理→再接故事）</w:t>
             </w:r>
           </w:p>
         </w:tc>
@@ -25652,7 +26163,56 @@
                 <w:color w:val="4A1B0C"/>
                 <w:sz w:val="18"/>
               </w:rPr>
-              <w:t>逐字稿口述的「40–60°」是門 1 收尾的水位，不是整段。刻度以字典為準</w:t>
+              <w:t>早期簡記成四拍，漏掉「正解」那一拍——而正解句才是學員會抄下來的那一句</w:t>
+            </w:r>
+          </w:p>
+        </w:tc>
+      </w:tr>
+      <w:tr>
+        <w:tc>
+          <w:tcPr>
+            <w:tcW w:type="dxa" w:w="4873"/>
+          </w:tcPr>
+          <w:p>
+            <w:pPr>
+              <w:spacing w:after="40" w:line="312" w:lineRule="auto"/>
+            </w:pPr>
+            <w:r>
+              <w:rPr>
+                <w:b/>
+                <w:i w:val="0"/>
+                <w:color w:val="4A1B0C"/>
+                <w:sz w:val="18"/>
+              </w:rPr>
+              <w:t>水溫對齊 ATPI 級聯</w:t>
+            </w:r>
+            <w:r>
+              <w:rPr>
+                <w:b w:val="0"/>
+                <w:i w:val="0"/>
+                <w:color w:val="4A1B0C"/>
+                <w:sz w:val="18"/>
+              </w:rPr>
+              <w:t>（A 0–10°／T 10–50°／P 50–90°／I 90–100°）</w:t>
+            </w:r>
+          </w:p>
+        </w:tc>
+        <w:tc>
+          <w:tcPr>
+            <w:tcW w:type="dxa" w:w="4873"/>
+          </w:tcPr>
+          <w:p>
+            <w:pPr>
+              <w:spacing w:after="40" w:line="312" w:lineRule="auto"/>
+            </w:pPr>
+            <w:r>
+              <w:rPr>
+                <w:b w:val="0"/>
+                <w:i w:val="0"/>
+                <w:color w:val="4A1B0C"/>
+                <w:sz w:val="18"/>
+              </w:rPr>
+              <w:t>逐字稿口述的「40–60°」是 T 收尾的水位，不是整段。刻度以字典為準</w:t>
             </w:r>
           </w:p>
         </w:tc>
@@ -25972,7 +26532,7 @@
           <w:color w:val="4A1B0C"/>
           <w:sz w:val="21"/>
         </w:rPr>
-        <w:t>2026-09-30（刪人物類比・把省略的話寫完整）</w:t>
+        <w:t>2026-10-21（骨架回到 ATPI・換語言）</w:t>
       </w:r>
       <w:r>
         <w:br/>
@@ -25984,16 +26544,16 @@
           <w:color w:val="4A1B0C"/>
           <w:sz w:val="21"/>
         </w:rPr>
-        <w:t xml:space="preserve">  - 老師：「</w:t>
-      </w:r>
-      <w:r>
-        <w:rPr>
-          <w:b/>
-          <w:i w:val="0"/>
-          <w:color w:val="4A1B0C"/>
-          <w:sz w:val="21"/>
-        </w:rPr>
-        <w:t>人物的類比我覺得在演講裡面不適合用，人要切換角色太難學，也幫我記錄不用這個類比在 1vN 公眾演說裡面。</w:t>
+        <w:t xml:space="preserve">  老師：「</w:t>
+      </w:r>
+      <w:r>
+        <w:rPr>
+          <w:b/>
+          <w:i w:val="0"/>
+          <w:color w:val="4A1B0C"/>
+          <w:sz w:val="21"/>
+        </w:rPr>
+        <w:t>其實現在沒有門 這個結構了 所有的標準以 ATPI 為準，所以你必須換個語言。</w:t>
       </w:r>
       <w:r>
         <w:rPr>
@@ -26014,16 +26574,46 @@
           <w:color w:val="4A1B0C"/>
           <w:sz w:val="21"/>
         </w:rPr>
-        <w:t xml:space="preserve">    〈每一道門，台上你長成一種你看過的樣子〉（藝人／導演／超級業務／醫師）</w:t>
-      </w:r>
-      <w:r>
-        <w:rPr>
-          <w:b/>
-          <w:i w:val="0"/>
-          <w:color w:val="4A1B0C"/>
-          <w:sz w:val="21"/>
-        </w:rPr>
-        <w:t>整段刪除</w:t>
+        <w:t xml:space="preserve">  2026-09-30 那條裁定（下面第三條）</w:t>
+      </w:r>
+      <w:r>
+        <w:rPr>
+          <w:b/>
+          <w:i w:val="0"/>
+          <w:color w:val="4A1B0C"/>
+          <w:sz w:val="21"/>
+        </w:rPr>
+        <w:t>整條退役</w:t>
+      </w:r>
+      <w:r>
+        <w:rPr>
+          <w:b w:val="0"/>
+          <w:i w:val="0"/>
+          <w:color w:val="4A1B0C"/>
+          <w:sz w:val="21"/>
+        </w:rPr>
+        <w:t>。它的理由是「ATPI 當骨架會重疊</w:t>
+      </w:r>
+      <w:r>
+        <w:br/>
+      </w:r>
+      <w:r>
+        <w:rPr>
+          <w:b w:val="0"/>
+          <w:i w:val="0"/>
+          <w:color w:val="4A1B0C"/>
+          <w:sz w:val="21"/>
+        </w:rPr>
+        <w:t xml:space="preserve">  （A 佔 0–20、T 佔 3–20）」——</w:t>
+      </w:r>
+      <w:r>
+        <w:rPr>
+          <w:b/>
+          <w:i w:val="0"/>
+          <w:color w:val="4A1B0C"/>
+          <w:sz w:val="21"/>
+        </w:rPr>
+        <w:t>壞的是那個對應關係，不是 ATPI 不能當骨架</w:t>
       </w:r>
       <w:r>
         <w:rPr>
@@ -26044,25 +26634,7 @@
           <w:color w:val="4A1B0C"/>
           <w:sz w:val="21"/>
         </w:rPr>
-        <w:t xml:space="preserve">    這條是</w:t>
-      </w:r>
-      <w:r>
-        <w:rPr>
-          <w:b/>
-          <w:i w:val="0"/>
-          <w:color w:val="4A1B0C"/>
-          <w:sz w:val="21"/>
-        </w:rPr>
-        <w:t>規則不是單次修改</w:t>
-      </w:r>
-      <w:r>
-        <w:rPr>
-          <w:b w:val="0"/>
-          <w:i w:val="0"/>
-          <w:color w:val="4A1B0C"/>
-          <w:sz w:val="21"/>
-        </w:rPr>
-        <w:t>：1vN 公眾演說的任何製作物都不要再用人物類比。</w:t>
+        <w:t xml:space="preserve">  重新對應之後四段首尾相接、零重疊，原來的理由就不存在了：</w:t>
       </w:r>
       <w:r>
         <w:br/>
@@ -26074,25 +26646,25 @@
           <w:color w:val="4A1B0C"/>
           <w:sz w:val="21"/>
         </w:rPr>
-        <w:t xml:space="preserve">  - 老師：「</w:t>
-      </w:r>
-      <w:r>
-        <w:rPr>
-          <w:b/>
-          <w:i w:val="0"/>
-          <w:color w:val="4A1B0C"/>
-          <w:sz w:val="21"/>
-        </w:rPr>
-        <w:t>這一頁內容很好，但是太多省略性的話語了，請你養成講話講完整，跟 3 歲小孩都聽得懂的話。</w:t>
-      </w:r>
-      <w:r>
-        <w:rPr>
-          <w:b w:val="0"/>
-          <w:i w:val="0"/>
-          <w:color w:val="4A1B0C"/>
-          <w:sz w:val="21"/>
-        </w:rPr>
-        <w:t>」</w:t>
+        <w:t xml:space="preserve">  - </w:t>
+      </w:r>
+      <w:r>
+        <w:rPr>
+          <w:b/>
+          <w:i w:val="0"/>
+          <w:color w:val="4A1B0C"/>
+          <w:sz w:val="21"/>
+        </w:rPr>
+        <w:t>新分段</w:t>
+      </w:r>
+      <w:r>
+        <w:rPr>
+          <w:b w:val="0"/>
+          <w:i w:val="0"/>
+          <w:color w:val="4A1B0C"/>
+          <w:sz w:val="21"/>
+        </w:rPr>
+        <w:t>：A 吸引 0–11 分（①②③）／T 信任 11–20 分（④，＋⓪ 在場外）／</w:t>
       </w:r>
       <w:r>
         <w:br/>
@@ -26104,7 +26676,7 @@
           <w:color w:val="4A1B0C"/>
           <w:sz w:val="21"/>
         </w:rPr>
-        <w:t xml:space="preserve">    點名的例子是「Combo 技自己造輪替」「替他講＋講自己的低」——</w:t>
+        <w:t xml:space="preserve">    P 專業 20–55 分（⑤⑥⑦）／I 推進 55–90 分（⑧⑨⑩）。水溫跟著走 0–10°／10–50°／50–90°／90–100°。</w:t>
       </w:r>
       <w:r>
         <w:br/>
@@ -26116,25 +26688,25 @@
           <w:color w:val="4A1B0C"/>
           <w:sz w:val="21"/>
         </w:rPr>
-        <w:t xml:space="preserve">    那種寫法</w:t>
-      </w:r>
-      <w:r>
-        <w:rPr>
-          <w:b/>
-          <w:i w:val="0"/>
-          <w:color w:val="4A1B0C"/>
-          <w:sz w:val="21"/>
-        </w:rPr>
-        <w:t>寫的人懂，讀的人不懂</w:t>
-      </w:r>
-      <w:r>
-        <w:rPr>
-          <w:b w:val="0"/>
-          <w:i w:val="0"/>
-          <w:color w:val="4A1B0C"/>
-          <w:sz w:val="21"/>
-        </w:rPr>
-        <w:t>，而讀的人才是要上台的那個。</w:t>
+        <w:t xml:space="preserve">  - 🔴 </w:t>
+      </w:r>
+      <w:r>
+        <w:rPr>
+          <w:b/>
+          <w:i w:val="0"/>
+          <w:color w:val="4A1B0C"/>
+          <w:sz w:val="21"/>
+        </w:rPr>
+        <w:t>⓪ 前置約定＝T 的場外那一半</w:t>
+      </w:r>
+      <w:r>
+        <w:rPr>
+          <w:b w:val="0"/>
+          <w:i w:val="0"/>
+          <w:color w:val="4A1B0C"/>
+          <w:sz w:val="21"/>
+        </w:rPr>
+        <w:t>（老師同意「④ 自我介紹算 T，不算 A」）。</w:t>
       </w:r>
       <w:r>
         <w:br/>
@@ -26146,7 +26718,7 @@
           <w:color w:val="4A1B0C"/>
           <w:sz w:val="21"/>
         </w:rPr>
-        <w:t xml:space="preserve">    本輪展開的段落：〈台上跟一對一，差在哪〉整張表、〈三道門不是平均分配〉</w:t>
+        <w:t xml:space="preserve">    ④ 管「你是誰」，⓪ 管「你說到做到」。它本來就在那裡，只是以前被叫成 ⓪ 掛在旁邊。</w:t>
       </w:r>
       <w:r>
         <w:br/>
@@ -26158,7 +26730,25 @@
           <w:color w:val="4A1B0C"/>
           <w:sz w:val="21"/>
         </w:rPr>
-        <w:t xml:space="preserve">    （原本是一行箭頭圖，改成四列各自講清楚「在做什麼／做不到會怎樣」）、</w:t>
+        <w:t xml:space="preserve">  - </w:t>
+      </w:r>
+      <w:r>
+        <w:rPr>
+          <w:b/>
+          <w:i w:val="0"/>
+          <w:color w:val="4A1B0C"/>
+          <w:sz w:val="21"/>
+        </w:rPr>
+        <w:t>原本 0–20 分那一節拆成兩節</w:t>
+      </w:r>
+      <w:r>
+        <w:rPr>
+          <w:b w:val="0"/>
+          <w:i w:val="0"/>
+          <w:color w:val="4A1B0C"/>
+          <w:sz w:val="21"/>
+        </w:rPr>
+        <w:t>：A 11 分鐘、T 9 分鐘。</w:t>
       </w:r>
       <w:r>
         <w:br/>
@@ -26170,7 +26760,7 @@
           <w:color w:val="4A1B0C"/>
           <w:sz w:val="21"/>
         </w:rPr>
-        <w:t xml:space="preserve">    〈Combo 技〉（四拍各自拆成一句話）、心法二的熱度線、五大地雷「只端牛肉」那列</w:t>
+        <w:t xml:space="preserve">    ④ 是全場最長的單一動作，以前被當成開場的一部分草草帶過。</w:t>
       </w:r>
       <w:r>
         <w:br/>
@@ -26182,7 +26772,154 @@
           <w:color w:val="4A1B0C"/>
           <w:sz w:val="21"/>
         </w:rPr>
-        <w:t xml:space="preserve">    （它還殘留著「練 A／練 T」的寫法，一併改白話）。</w:t>
+        <w:t xml:space="preserve">  - 診斷欄位全部換掉：〈附錄 1〉〈附錄 2〉問的是「哪一塊塌了」。</w:t>
+      </w:r>
+      <w:r>
+        <w:br/>
+      </w:r>
+      <w:r>
+        <w:rPr>
+          <w:b w:val="0"/>
+          <w:i w:val="0"/>
+          <w:color w:val="4A1B0C"/>
+          <w:sz w:val="21"/>
+        </w:rPr>
+        <w:t xml:space="preserve">    🔴 兩種「掉人」都回到 T，但修的地方不一樣——客套是 ④ 沒講自己的低，</w:t>
+      </w:r>
+      <w:r>
+        <w:br/>
+      </w:r>
+      <w:r>
+        <w:rPr>
+          <w:b w:val="0"/>
+          <w:i w:val="0"/>
+          <w:color w:val="4A1B0C"/>
+          <w:sz w:val="21"/>
+        </w:rPr>
+        <w:t xml:space="preserve">    進成交掉人是 ⓪ 場前沒先說。</w:t>
+      </w:r>
+      <w:r>
+        <w:rPr>
+          <w:b/>
+          <w:i w:val="0"/>
+          <w:color w:val="4A1B0C"/>
+          <w:sz w:val="21"/>
+        </w:rPr>
+        <w:t>一個在台上，一個在台下。</w:t>
+      </w:r>
+      <w:r>
+        <w:br/>
+      </w:r>
+      <w:r>
+        <w:rPr>
+          <w:b w:val="0"/>
+          <w:i w:val="0"/>
+          <w:color w:val="4A1B0C"/>
+          <w:sz w:val="21"/>
+        </w:rPr>
+        <w:t xml:space="preserve">  - 〈附錄 9〉從〈這份為什麼不標 ATPI〉改寫成〈同一套肌肉，不同的驗收方式〉：</w:t>
+      </w:r>
+      <w:r>
+        <w:br/>
+      </w:r>
+      <w:r>
+        <w:rPr>
+          <w:b w:val="0"/>
+          <w:i w:val="0"/>
+          <w:color w:val="4A1B0C"/>
+          <w:sz w:val="21"/>
+        </w:rPr>
+        <w:t xml:space="preserve">    台上跟一對一的差別</w:t>
+      </w:r>
+      <w:r>
+        <w:rPr>
+          <w:b/>
+          <w:i w:val="0"/>
+          <w:color w:val="4A1B0C"/>
+          <w:sz w:val="21"/>
+        </w:rPr>
+        <w:t>不在骨架，在你憑什麼知道過關了</w:t>
+      </w:r>
+      <w:r>
+        <w:rPr>
+          <w:b w:val="0"/>
+          <w:i w:val="0"/>
+          <w:color w:val="4A1B0C"/>
+          <w:sz w:val="21"/>
+        </w:rPr>
+        <w:t>（整片人的反應 vs 他的回答）。</w:t>
+      </w:r>
+      <w:r>
+        <w:br/>
+      </w:r>
+      <w:r>
+        <w:rPr>
+          <w:b w:val="0"/>
+          <w:i w:val="0"/>
+          <w:color w:val="4A1B0C"/>
+          <w:sz w:val="21"/>
+        </w:rPr>
+        <w:t xml:space="preserve">  - ⚠️ 還沒跟上的：productkit 的《36-銷講母版》與兩副 KOL 牌組、</w:t>
+      </w:r>
+      <w:r>
+        <w:br/>
+      </w:r>
+      <w:r>
+        <w:rPr>
+          <w:b w:val="0"/>
+          <w:i w:val="0"/>
+          <w:color w:val="4A1B0C"/>
+          <w:sz w:val="21"/>
+        </w:rPr>
+        <w:t xml:space="preserve">    </w:t>
+      </w:r>
+      <w:r>
+        <w:rPr>
+          <w:b w:val="0"/>
+          <w:i w:val="0"/>
+          <w:color w:val="4A1B0C"/>
+          <w:sz w:val="21"/>
+        </w:rPr>
+        <w:t>9-Lily沙龍會通路/lily簡報</w:t>
+      </w:r>
+      <w:r>
+        <w:rPr>
+          <w:b w:val="0"/>
+          <w:i w:val="0"/>
+          <w:color w:val="4A1B0C"/>
+          <w:sz w:val="21"/>
+        </w:rPr>
+        <w:t xml:space="preserve"> 28 張。</w:t>
+      </w:r>
+      <w:r>
+        <w:br/>
+      </w:r>
+      <w:r>
+        <w:rPr>
+          <w:b w:val="0"/>
+          <w:i w:val="0"/>
+          <w:color w:val="4A1B0C"/>
+          <w:sz w:val="21"/>
+        </w:rPr>
+        <w:t xml:space="preserve">    </w:t>
+      </w:r>
+      <w:r>
+        <w:rPr>
+          <w:b/>
+          <w:i w:val="0"/>
+          <w:color w:val="4A1B0C"/>
+          <w:sz w:val="21"/>
+        </w:rPr>
+        <w:t>5-逐字稿-raw/</w:t>
+      </w:r>
+      <w:r>
+        <w:rPr>
+          <w:b/>
+          <w:i w:val="0"/>
+          <w:color w:val="4A1B0C"/>
+          <w:sz w:val="21"/>
+        </w:rPr>
+        <w:t xml:space="preserve"> 與《萃取》是老師原話，不改。</w:t>
       </w:r>
     </w:p>
     <w:p>
@@ -26205,16 +26942,7 @@
           <w:color w:val="4A1B0C"/>
           <w:sz w:val="21"/>
         </w:rPr>
-        <w:t>2026-09-30（拆掉 ATPI 標籤層）</w:t>
-      </w:r>
-      <w:r>
-        <w:rPr>
-          <w:b w:val="0"/>
-          <w:i w:val="0"/>
-          <w:color w:val="4A1B0C"/>
-          <w:sz w:val="21"/>
-        </w:rPr>
-        <w:t xml:space="preserve">　老師：「應該要變成開心、開腦、邀成交的架構才對，你應該要重新分類」</w:t>
+        <w:t>2026-09-30（刪人物類比・把省略的話寫完整）</w:t>
       </w:r>
       <w:r>
         <w:br/>
@@ -26226,7 +26954,25 @@
           <w:color w:val="4A1B0C"/>
           <w:sz w:val="21"/>
         </w:rPr>
-        <w:t xml:space="preserve">  ＋「ATPI 肌肉的走向是『讓他 XX』，這在銷講是對的，但不直觀，所以把這個肌肉方向拿掉。」</w:t>
+        <w:t xml:space="preserve">  - 老師：「</w:t>
+      </w:r>
+      <w:r>
+        <w:rPr>
+          <w:b/>
+          <w:i w:val="0"/>
+          <w:color w:val="4A1B0C"/>
+          <w:sz w:val="21"/>
+        </w:rPr>
+        <w:t>人物的類比我覺得在演講裡面不適合用，人要切換角色太難學，也幫我記錄不用這個類比在 1vN 公眾演說裡面。</w:t>
+      </w:r>
+      <w:r>
+        <w:rPr>
+          <w:b w:val="0"/>
+          <w:i w:val="0"/>
+          <w:color w:val="4A1B0C"/>
+          <w:sz w:val="21"/>
+        </w:rPr>
+        <w:t>」</w:t>
       </w:r>
       <w:r>
         <w:br/>
@@ -26238,43 +26984,25 @@
           <w:color w:val="4A1B0C"/>
           <w:sz w:val="21"/>
         </w:rPr>
-        <w:t xml:space="preserve">  上一版雖然章節換成了門，</w:t>
-      </w:r>
-      <w:r>
-        <w:rPr>
-          <w:b/>
-          <w:i w:val="0"/>
-          <w:color w:val="4A1B0C"/>
-          <w:sz w:val="21"/>
-        </w:rPr>
-        <w:t>判斷的語言還是 ATPI</w:t>
-      </w:r>
-      <w:r>
-        <w:rPr>
-          <w:b w:val="0"/>
-          <w:i w:val="0"/>
-          <w:color w:val="4A1B0C"/>
-          <w:sz w:val="21"/>
-        </w:rPr>
-        <w:t xml:space="preserve">——抬頭掛「主練 </w:t>
-      </w:r>
-      <w:r>
-        <w:rPr>
-          <w:b w:val="0"/>
-          <w:i w:val="0"/>
-          <w:color w:val="54718D"/>
-          <w:sz w:val="21"/>
-        </w:rPr>
-        <w:t>P 專業肌肉</w:t>
-      </w:r>
-      <w:r>
-        <w:rPr>
-          <w:b w:val="0"/>
-          <w:i w:val="0"/>
-          <w:color w:val="4A1B0C"/>
-          <w:sz w:val="21"/>
-        </w:rPr>
-        <w:t>」、</w:t>
+        <w:t xml:space="preserve">    〈每一道門，台上你長成一種你看過的樣子〉（藝人／導演／超級業務／醫師）</w:t>
+      </w:r>
+      <w:r>
+        <w:rPr>
+          <w:b/>
+          <w:i w:val="0"/>
+          <w:color w:val="4A1B0C"/>
+          <w:sz w:val="21"/>
+        </w:rPr>
+        <w:t>整段刪除</w:t>
+      </w:r>
+      <w:r>
+        <w:rPr>
+          <w:b w:val="0"/>
+          <w:i w:val="0"/>
+          <w:color w:val="4A1B0C"/>
+          <w:sz w:val="21"/>
+        </w:rPr>
+        <w:t>。</w:t>
       </w:r>
       <w:r>
         <w:br/>
@@ -26286,25 +27014,25 @@
           <w:color w:val="4A1B0C"/>
           <w:sz w:val="21"/>
         </w:rPr>
-        <w:t xml:space="preserve">  〈全貌〉有逐招標籤表和 12 行、查表有「練到」欄，</w:t>
-      </w:r>
-      <w:r>
-        <w:rPr>
-          <w:b/>
-          <w:i w:val="0"/>
-          <w:color w:val="4A1B0C"/>
-          <w:sz w:val="21"/>
-        </w:rPr>
-        <w:t>等於逼學員背兩套</w:t>
-      </w:r>
-      <w:r>
-        <w:rPr>
-          <w:b w:val="0"/>
-          <w:i w:val="0"/>
-          <w:color w:val="4A1B0C"/>
-          <w:sz w:val="21"/>
-        </w:rPr>
-        <w:t>。這一版整層拿掉：</w:t>
+        <w:t xml:space="preserve">    這條是</w:t>
+      </w:r>
+      <w:r>
+        <w:rPr>
+          <w:b/>
+          <w:i w:val="0"/>
+          <w:color w:val="4A1B0C"/>
+          <w:sz w:val="21"/>
+        </w:rPr>
+        <w:t>規則不是單次修改</w:t>
+      </w:r>
+      <w:r>
+        <w:rPr>
+          <w:b w:val="0"/>
+          <w:i w:val="0"/>
+          <w:color w:val="4A1B0C"/>
+          <w:sz w:val="21"/>
+        </w:rPr>
+        <w:t>：1vN 公眾演說的任何製作物都不要再用人物類比。</w:t>
       </w:r>
       <w:r>
         <w:br/>
@@ -26316,43 +27044,25 @@
           <w:color w:val="4A1B0C"/>
           <w:sz w:val="21"/>
         </w:rPr>
-        <w:t xml:space="preserve">  - </w:t>
-      </w:r>
-      <w:r>
-        <w:rPr>
-          <w:b/>
-          <w:i w:val="0"/>
-          <w:color w:val="4A1B0C"/>
-          <w:sz w:val="21"/>
-        </w:rPr>
-        <w:t>站點抬頭只剩門</w:t>
-      </w:r>
-      <w:r>
-        <w:rPr>
-          <w:b w:val="0"/>
-          <w:i w:val="0"/>
-          <w:color w:val="4A1B0C"/>
-          <w:sz w:val="21"/>
-        </w:rPr>
-        <w:t>（</w:t>
-      </w:r>
-      <w:r>
-        <w:rPr>
-          <w:b w:val="0"/>
-          <w:i w:val="0"/>
-          <w:color w:val="4A1B0C"/>
-          <w:sz w:val="21"/>
-        </w:rPr>
-        <w:t>## 門 2　開腦門｜20–55 分</w:t>
-      </w:r>
-      <w:r>
-        <w:rPr>
-          <w:b w:val="0"/>
-          <w:i w:val="0"/>
-          <w:color w:val="4A1B0C"/>
-          <w:sz w:val="21"/>
-        </w:rPr>
-        <w:t>），刪掉〈每一招順便練到哪幾塊肌肉〉與〈診斷用的那 12 行〉。</w:t>
+        <w:t xml:space="preserve">  - 老師：「</w:t>
+      </w:r>
+      <w:r>
+        <w:rPr>
+          <w:b/>
+          <w:i w:val="0"/>
+          <w:color w:val="4A1B0C"/>
+          <w:sz w:val="21"/>
+        </w:rPr>
+        <w:t>這一頁內容很好，但是太多省略性的話語了，請你養成講話講完整，跟 3 歲小孩都聽得懂的話。</w:t>
+      </w:r>
+      <w:r>
+        <w:rPr>
+          <w:b w:val="0"/>
+          <w:i w:val="0"/>
+          <w:color w:val="4A1B0C"/>
+          <w:sz w:val="21"/>
+        </w:rPr>
+        <w:t>」</w:t>
       </w:r>
       <w:r>
         <w:br/>
@@ -26364,25 +27074,7 @@
           <w:color w:val="4A1B0C"/>
           <w:sz w:val="21"/>
         </w:rPr>
-        <w:t xml:space="preserve">  - </w:t>
-      </w:r>
-      <w:r>
-        <w:rPr>
-          <w:b/>
-          <w:i w:val="0"/>
-          <w:color w:val="4A1B0C"/>
-          <w:sz w:val="21"/>
-        </w:rPr>
-        <w:t>診斷改照門走</w:t>
-      </w:r>
-      <w:r>
-        <w:rPr>
-          <w:b w:val="0"/>
-          <w:i w:val="0"/>
-          <w:color w:val="4A1B0C"/>
-          <w:sz w:val="21"/>
-        </w:rPr>
-        <w:t>：〈附錄 1〉欄名換成「哪一道門沒開」，〈附錄 2〉「練到」欄換成「哪一道門」。</w:t>
+        <w:t xml:space="preserve">    點名的例子是「Combo 技自己造輪替」「替他講＋講自己的低」——</w:t>
       </w:r>
       <w:r>
         <w:br/>
@@ -26394,43 +27086,25 @@
           <w:color w:val="4A1B0C"/>
           <w:sz w:val="21"/>
         </w:rPr>
-        <w:t xml:space="preserve">  - 內文的段碼（</w:t>
-      </w:r>
-      <w:r>
-        <w:rPr>
-          <w:b w:val="0"/>
-          <w:i w:val="0"/>
-          <w:color w:val="5C7464"/>
-          <w:sz w:val="21"/>
-        </w:rPr>
-        <w:t>T-3</w:t>
-      </w:r>
-      <w:r>
-        <w:rPr>
-          <w:b w:val="0"/>
-          <w:i w:val="0"/>
-          <w:color w:val="4A1B0C"/>
-          <w:sz w:val="21"/>
-        </w:rPr>
-        <w:t xml:space="preserve"> 那種）全部翻成白話；</w:t>
-      </w:r>
-      <w:r>
-        <w:rPr>
-          <w:b/>
-          <w:i w:val="0"/>
-          <w:color w:val="4A1B0C"/>
-          <w:sz w:val="21"/>
-        </w:rPr>
-        <w:t>⑦ 台上那段把 ATPI 講給台下聽的口白保留</w:t>
-      </w:r>
-      <w:r>
-        <w:rPr>
-          <w:b w:val="0"/>
-          <w:i w:val="0"/>
-          <w:color w:val="4A1B0C"/>
-          <w:sz w:val="21"/>
-        </w:rPr>
-        <w:t>——</w:t>
+        <w:t xml:space="preserve">    那種寫法</w:t>
+      </w:r>
+      <w:r>
+        <w:rPr>
+          <w:b/>
+          <w:i w:val="0"/>
+          <w:color w:val="4A1B0C"/>
+          <w:sz w:val="21"/>
+        </w:rPr>
+        <w:t>寫的人懂，讀的人不懂</w:t>
+      </w:r>
+      <w:r>
+        <w:rPr>
+          <w:b w:val="0"/>
+          <w:i w:val="0"/>
+          <w:color w:val="4A1B0C"/>
+          <w:sz w:val="21"/>
+        </w:rPr>
+        <w:t>，而讀的人才是要上台的那個。</w:t>
       </w:r>
       <w:r>
         <w:br/>
@@ -26442,7 +27116,7 @@
           <w:color w:val="4A1B0C"/>
           <w:sz w:val="21"/>
         </w:rPr>
-        <w:t xml:space="preserve">    那是他在台上真的會講的話，是產品本身，不是教材的診斷層。</w:t>
+        <w:t xml:space="preserve">    本輪展開的段落：〈台上跟一對一，差在哪〉整張表、〈三道門不是平均分配〉</w:t>
       </w:r>
       <w:r>
         <w:br/>
@@ -26454,16 +27128,7 @@
           <w:color w:val="4A1B0C"/>
           <w:sz w:val="21"/>
         </w:rPr>
-        <w:t xml:space="preserve">  - 〈附錄 9〉改寫成〈這份為什麼不標 ATPI〉：</w:t>
-      </w:r>
-      <w:r>
-        <w:rPr>
-          <w:b/>
-          <w:i w:val="0"/>
-          <w:color w:val="4A1B0C"/>
-          <w:sz w:val="21"/>
-        </w:rPr>
-        <w:t>不是把 ATPI 廢掉，是台上用得到的那一面是門。</w:t>
+        <w:t xml:space="preserve">    （原本是一行箭頭圖，改成四列各自講清楚「在做什麼／做不到會怎樣」）、</w:t>
       </w:r>
       <w:r>
         <w:br/>
@@ -26475,7 +27140,7 @@
           <w:color w:val="4A1B0C"/>
           <w:sz w:val="21"/>
         </w:rPr>
-        <w:t xml:space="preserve">    要並排對照兩份腳本的人，去看《01-核心定義字典》〈ATPI〉。</w:t>
+        <w:t xml:space="preserve">    〈Combo 技〉（四拍各自拆成一句話）、心法二的熱度線、五大地雷「只端牛肉」那列</w:t>
       </w:r>
       <w:r>
         <w:br/>
@@ -26487,106 +27152,7 @@
           <w:color w:val="4A1B0C"/>
           <w:sz w:val="21"/>
         </w:rPr>
-        <w:t xml:space="preserve">  - </w:t>
-      </w:r>
-      <w:r>
-        <w:rPr>
-          <w:b/>
-          <w:i w:val="0"/>
-          <w:color w:val="4A1B0C"/>
-          <w:sz w:val="21"/>
-        </w:rPr>
-        <w:t>流程圖上的 A／T／P／I 小標不動</w:t>
-      </w:r>
-      <w:r>
-        <w:rPr>
-          <w:b w:val="0"/>
-          <w:i w:val="0"/>
-          <w:color w:val="4A1B0C"/>
-          <w:sz w:val="21"/>
-        </w:rPr>
-        <w:t>（老師：「pill 不用拿掉，因為那是我的課程架構主體」）。</w:t>
-      </w:r>
-      <w:r>
-        <w:br/>
-      </w:r>
-      <w:r>
-        <w:rPr>
-          <w:b w:val="0"/>
-          <w:i w:val="0"/>
-          <w:color w:val="4A1B0C"/>
-          <w:sz w:val="21"/>
-        </w:rPr>
-        <w:t xml:space="preserve">    圖是架構、腳本是動線，兩者刻意不同層；〈全貌〉底下補一句把學員導去〈附錄 9〉。</w:t>
-      </w:r>
-      <w:r>
-        <w:br/>
-      </w:r>
-      <w:r>
-        <w:rPr>
-          <w:b w:val="0"/>
-          <w:i w:val="0"/>
-          <w:color w:val="4A1B0C"/>
-          <w:sz w:val="21"/>
-        </w:rPr>
-        <w:t xml:space="preserve">  - </w:t>
-      </w:r>
-      <w:r>
-        <w:rPr>
-          <w:b w:val="0"/>
-          <w:i w:val="0"/>
-          <w:color w:val="4A1B0C"/>
-          <w:sz w:val="21"/>
-        </w:rPr>
-        <w:t>腳本頁.py</w:t>
-      </w:r>
-      <w:r>
-        <w:rPr>
-          <w:b w:val="0"/>
-          <w:i w:val="0"/>
-          <w:color w:val="4A1B0C"/>
-          <w:sz w:val="21"/>
-        </w:rPr>
-        <w:t xml:space="preserve">：抬頭沒有肌肉全名可以認了，改查 </w:t>
-      </w:r>
-      <w:r>
-        <w:rPr>
-          <w:b w:val="0"/>
-          <w:i w:val="0"/>
-          <w:color w:val="4A1B0C"/>
-          <w:sz w:val="21"/>
-        </w:rPr>
-        <w:t>DOORS</w:t>
-      </w:r>
-      <w:r>
-        <w:rPr>
-          <w:b w:val="0"/>
-          <w:i w:val="0"/>
-          <w:color w:val="4A1B0C"/>
-          <w:sz w:val="21"/>
-        </w:rPr>
-        <w:t>（開心門→A 色、開腦門→P 色、</w:t>
-      </w:r>
-      <w:r>
-        <w:br/>
-      </w:r>
-      <w:r>
-        <w:rPr>
-          <w:b w:val="0"/>
-          <w:i w:val="0"/>
-          <w:color w:val="4A1B0C"/>
-          <w:sz w:val="21"/>
-        </w:rPr>
-        <w:t xml:space="preserve">    邀成交→I 色、橫跨全場→T 色）。</w:t>
-      </w:r>
-      <w:r>
-        <w:rPr>
-          <w:b/>
-          <w:i w:val="0"/>
-          <w:color w:val="4A1B0C"/>
-          <w:sz w:val="21"/>
-        </w:rPr>
-        <w:t>顏色只是色盤，不再宣稱那一段在練哪塊肌肉。</w:t>
+        <w:t xml:space="preserve">    （它還殘留著「練 A／練 T」的寫法，一併改白話）。</w:t>
       </w:r>
     </w:p>
     <w:p>
@@ -26609,6 +27175,428 @@
           <w:color w:val="4A1B0C"/>
           <w:sz w:val="21"/>
         </w:rPr>
+        <w:t>2026-09-30（拆掉 ATPI 標籤層）</w:t>
+      </w:r>
+      <w:r>
+        <w:rPr>
+          <w:b w:val="0"/>
+          <w:i w:val="0"/>
+          <w:color w:val="4A1B0C"/>
+          <w:sz w:val="21"/>
+        </w:rPr>
+        <w:t xml:space="preserve"> ⚠️ </w:t>
+      </w:r>
+      <w:r>
+        <w:rPr>
+          <w:b/>
+          <w:i w:val="0"/>
+          <w:color w:val="4A1B0C"/>
+          <w:sz w:val="21"/>
+        </w:rPr>
+        <w:t>已於 2026-10-21 整條退役，以下是歷史。</w:t>
+      </w:r>
+      <w:r>
+        <w:rPr>
+          <w:b w:val="0"/>
+          <w:i w:val="0"/>
+          <w:color w:val="4A1B0C"/>
+          <w:sz w:val="21"/>
+        </w:rPr>
+        <w:t xml:space="preserve">　老師：「應該要變成開心、開腦、邀成交的架構才對，你應該要重新分類」</w:t>
+      </w:r>
+      <w:r>
+        <w:br/>
+      </w:r>
+      <w:r>
+        <w:rPr>
+          <w:b w:val="0"/>
+          <w:i w:val="0"/>
+          <w:color w:val="4A1B0C"/>
+          <w:sz w:val="21"/>
+        </w:rPr>
+        <w:t xml:space="preserve">  ＋「ATPI 肌肉的走向是『讓他 XX』，這在銷講是對的，但不直觀，所以把這個肌肉方向拿掉。」</w:t>
+      </w:r>
+      <w:r>
+        <w:br/>
+      </w:r>
+      <w:r>
+        <w:rPr>
+          <w:b w:val="0"/>
+          <w:i w:val="0"/>
+          <w:color w:val="4A1B0C"/>
+          <w:sz w:val="21"/>
+        </w:rPr>
+        <w:t xml:space="preserve">  上一版雖然章節換成了門，</w:t>
+      </w:r>
+      <w:r>
+        <w:rPr>
+          <w:b/>
+          <w:i w:val="0"/>
+          <w:color w:val="4A1B0C"/>
+          <w:sz w:val="21"/>
+        </w:rPr>
+        <w:t>判斷的語言還是 ATPI</w:t>
+      </w:r>
+      <w:r>
+        <w:rPr>
+          <w:b w:val="0"/>
+          <w:i w:val="0"/>
+          <w:color w:val="4A1B0C"/>
+          <w:sz w:val="21"/>
+        </w:rPr>
+        <w:t xml:space="preserve">——抬頭掛「主練 </w:t>
+      </w:r>
+      <w:r>
+        <w:rPr>
+          <w:b w:val="0"/>
+          <w:i w:val="0"/>
+          <w:color w:val="54718D"/>
+          <w:sz w:val="21"/>
+        </w:rPr>
+        <w:t>P 專業肌肉</w:t>
+      </w:r>
+      <w:r>
+        <w:rPr>
+          <w:b w:val="0"/>
+          <w:i w:val="0"/>
+          <w:color w:val="4A1B0C"/>
+          <w:sz w:val="21"/>
+        </w:rPr>
+        <w:t>」、</w:t>
+      </w:r>
+      <w:r>
+        <w:br/>
+      </w:r>
+      <w:r>
+        <w:rPr>
+          <w:b w:val="0"/>
+          <w:i w:val="0"/>
+          <w:color w:val="4A1B0C"/>
+          <w:sz w:val="21"/>
+        </w:rPr>
+        <w:t xml:space="preserve">  〈全貌〉有逐招標籤表和 12 行、查表有「練到」欄，</w:t>
+      </w:r>
+      <w:r>
+        <w:rPr>
+          <w:b/>
+          <w:i w:val="0"/>
+          <w:color w:val="4A1B0C"/>
+          <w:sz w:val="21"/>
+        </w:rPr>
+        <w:t>等於逼學員背兩套</w:t>
+      </w:r>
+      <w:r>
+        <w:rPr>
+          <w:b w:val="0"/>
+          <w:i w:val="0"/>
+          <w:color w:val="4A1B0C"/>
+          <w:sz w:val="21"/>
+        </w:rPr>
+        <w:t>。這一版整層拿掉：</w:t>
+      </w:r>
+      <w:r>
+        <w:br/>
+      </w:r>
+      <w:r>
+        <w:rPr>
+          <w:b w:val="0"/>
+          <w:i w:val="0"/>
+          <w:color w:val="4A1B0C"/>
+          <w:sz w:val="21"/>
+        </w:rPr>
+        <w:t xml:space="preserve">  - </w:t>
+      </w:r>
+      <w:r>
+        <w:rPr>
+          <w:b/>
+          <w:i w:val="0"/>
+          <w:color w:val="4A1B0C"/>
+          <w:sz w:val="21"/>
+        </w:rPr>
+        <w:t>站點抬頭只剩門</w:t>
+      </w:r>
+      <w:r>
+        <w:rPr>
+          <w:b w:val="0"/>
+          <w:i w:val="0"/>
+          <w:color w:val="4A1B0C"/>
+          <w:sz w:val="21"/>
+        </w:rPr>
+        <w:t>（</w:t>
+      </w:r>
+      <w:r>
+        <w:rPr>
+          <w:b w:val="0"/>
+          <w:i w:val="0"/>
+          <w:color w:val="4A1B0C"/>
+          <w:sz w:val="21"/>
+        </w:rPr>
+        <w:t>## 門 2　開腦門｜20–55 分</w:t>
+      </w:r>
+      <w:r>
+        <w:rPr>
+          <w:b w:val="0"/>
+          <w:i w:val="0"/>
+          <w:color w:val="4A1B0C"/>
+          <w:sz w:val="21"/>
+        </w:rPr>
+        <w:t>），刪掉〈每一招順便練到哪幾塊肌肉〉與〈診斷用的那 12 行〉。</w:t>
+      </w:r>
+      <w:r>
+        <w:br/>
+      </w:r>
+      <w:r>
+        <w:rPr>
+          <w:b w:val="0"/>
+          <w:i w:val="0"/>
+          <w:color w:val="4A1B0C"/>
+          <w:sz w:val="21"/>
+        </w:rPr>
+        <w:t xml:space="preserve">  - </w:t>
+      </w:r>
+      <w:r>
+        <w:rPr>
+          <w:b/>
+          <w:i w:val="0"/>
+          <w:color w:val="4A1B0C"/>
+          <w:sz w:val="21"/>
+        </w:rPr>
+        <w:t>診斷改照門走</w:t>
+      </w:r>
+      <w:r>
+        <w:rPr>
+          <w:b w:val="0"/>
+          <w:i w:val="0"/>
+          <w:color w:val="4A1B0C"/>
+          <w:sz w:val="21"/>
+        </w:rPr>
+        <w:t>：〈附錄 1〉欄名換成「哪一道門沒開」，〈附錄 2〉「練到」欄換成「哪一道門」。</w:t>
+      </w:r>
+      <w:r>
+        <w:br/>
+      </w:r>
+      <w:r>
+        <w:rPr>
+          <w:b w:val="0"/>
+          <w:i w:val="0"/>
+          <w:color w:val="4A1B0C"/>
+          <w:sz w:val="21"/>
+        </w:rPr>
+        <w:t xml:space="preserve">  - 內文的段碼（</w:t>
+      </w:r>
+      <w:r>
+        <w:rPr>
+          <w:b w:val="0"/>
+          <w:i w:val="0"/>
+          <w:color w:val="2D7B5B"/>
+          <w:sz w:val="21"/>
+        </w:rPr>
+        <w:t>T-3</w:t>
+      </w:r>
+      <w:r>
+        <w:rPr>
+          <w:b w:val="0"/>
+          <w:i w:val="0"/>
+          <w:color w:val="4A1B0C"/>
+          <w:sz w:val="21"/>
+        </w:rPr>
+        <w:t xml:space="preserve"> 那種）全部翻成白話；</w:t>
+      </w:r>
+      <w:r>
+        <w:rPr>
+          <w:b/>
+          <w:i w:val="0"/>
+          <w:color w:val="4A1B0C"/>
+          <w:sz w:val="21"/>
+        </w:rPr>
+        <w:t>⑦ 台上那段把 ATPI 講給台下聽的口白保留</w:t>
+      </w:r>
+      <w:r>
+        <w:rPr>
+          <w:b w:val="0"/>
+          <w:i w:val="0"/>
+          <w:color w:val="4A1B0C"/>
+          <w:sz w:val="21"/>
+        </w:rPr>
+        <w:t>——</w:t>
+      </w:r>
+      <w:r>
+        <w:br/>
+      </w:r>
+      <w:r>
+        <w:rPr>
+          <w:b w:val="0"/>
+          <w:i w:val="0"/>
+          <w:color w:val="4A1B0C"/>
+          <w:sz w:val="21"/>
+        </w:rPr>
+        <w:t xml:space="preserve">    那是他在台上真的會講的話，是產品本身，不是教材的診斷層。</w:t>
+      </w:r>
+      <w:r>
+        <w:br/>
+      </w:r>
+      <w:r>
+        <w:rPr>
+          <w:b w:val="0"/>
+          <w:i w:val="0"/>
+          <w:color w:val="4A1B0C"/>
+          <w:sz w:val="21"/>
+        </w:rPr>
+        <w:t xml:space="preserve">  - 〈附錄 9〉改寫成〈這份為什麼不標 ATPI〉：</w:t>
+      </w:r>
+      <w:r>
+        <w:rPr>
+          <w:b/>
+          <w:i w:val="0"/>
+          <w:color w:val="4A1B0C"/>
+          <w:sz w:val="21"/>
+        </w:rPr>
+        <w:t>不是把 ATPI 廢掉，是台上用得到的那一面是門。</w:t>
+      </w:r>
+      <w:r>
+        <w:br/>
+      </w:r>
+      <w:r>
+        <w:rPr>
+          <w:b w:val="0"/>
+          <w:i w:val="0"/>
+          <w:color w:val="4A1B0C"/>
+          <w:sz w:val="21"/>
+        </w:rPr>
+        <w:t xml:space="preserve">    要並排對照兩份腳本的人，去看《01-核心定義字典》〈ATPI〉。</w:t>
+      </w:r>
+      <w:r>
+        <w:br/>
+      </w:r>
+      <w:r>
+        <w:rPr>
+          <w:b w:val="0"/>
+          <w:i w:val="0"/>
+          <w:color w:val="4A1B0C"/>
+          <w:sz w:val="21"/>
+        </w:rPr>
+        <w:t xml:space="preserve">  - </w:t>
+      </w:r>
+      <w:r>
+        <w:rPr>
+          <w:b/>
+          <w:i w:val="0"/>
+          <w:color w:val="4A1B0C"/>
+          <w:sz w:val="21"/>
+        </w:rPr>
+        <w:t>流程圖上的 A／T／P／I 小標不動</w:t>
+      </w:r>
+      <w:r>
+        <w:rPr>
+          <w:b w:val="0"/>
+          <w:i w:val="0"/>
+          <w:color w:val="4A1B0C"/>
+          <w:sz w:val="21"/>
+        </w:rPr>
+        <w:t>（老師：「pill 不用拿掉，因為那是我的課程架構主體」）。</w:t>
+      </w:r>
+      <w:r>
+        <w:br/>
+      </w:r>
+      <w:r>
+        <w:rPr>
+          <w:b w:val="0"/>
+          <w:i w:val="0"/>
+          <w:color w:val="4A1B0C"/>
+          <w:sz w:val="21"/>
+        </w:rPr>
+        <w:t xml:space="preserve">    圖是架構、腳本是動線，兩者刻意不同層；〈全貌〉底下補一句把學員導去〈附錄 9〉。</w:t>
+      </w:r>
+      <w:r>
+        <w:br/>
+      </w:r>
+      <w:r>
+        <w:rPr>
+          <w:b w:val="0"/>
+          <w:i w:val="0"/>
+          <w:color w:val="4A1B0C"/>
+          <w:sz w:val="21"/>
+        </w:rPr>
+        <w:t xml:space="preserve">  - </w:t>
+      </w:r>
+      <w:r>
+        <w:rPr>
+          <w:b w:val="0"/>
+          <w:i w:val="0"/>
+          <w:color w:val="4A1B0C"/>
+          <w:sz w:val="21"/>
+        </w:rPr>
+        <w:t>腳本頁.py</w:t>
+      </w:r>
+      <w:r>
+        <w:rPr>
+          <w:b w:val="0"/>
+          <w:i w:val="0"/>
+          <w:color w:val="4A1B0C"/>
+          <w:sz w:val="21"/>
+        </w:rPr>
+        <w:t xml:space="preserve">：抬頭沒有肌肉全名可以認了，改查 </w:t>
+      </w:r>
+      <w:r>
+        <w:rPr>
+          <w:b w:val="0"/>
+          <w:i w:val="0"/>
+          <w:color w:val="4A1B0C"/>
+          <w:sz w:val="21"/>
+        </w:rPr>
+        <w:t>DOORS</w:t>
+      </w:r>
+      <w:r>
+        <w:rPr>
+          <w:b w:val="0"/>
+          <w:i w:val="0"/>
+          <w:color w:val="4A1B0C"/>
+          <w:sz w:val="21"/>
+        </w:rPr>
+        <w:t>（開心門→A 色、開腦門→P 色、</w:t>
+      </w:r>
+      <w:r>
+        <w:br/>
+      </w:r>
+      <w:r>
+        <w:rPr>
+          <w:b w:val="0"/>
+          <w:i w:val="0"/>
+          <w:color w:val="4A1B0C"/>
+          <w:sz w:val="21"/>
+        </w:rPr>
+        <w:t xml:space="preserve">    邀成交→I 色、橫跨全場→T 色）。</w:t>
+      </w:r>
+      <w:r>
+        <w:rPr>
+          <w:b/>
+          <w:i w:val="0"/>
+          <w:color w:val="4A1B0C"/>
+          <w:sz w:val="21"/>
+        </w:rPr>
+        <w:t>顏色只是色盤，不再宣稱那一段在練哪塊肌肉。</w:t>
+      </w:r>
+    </w:p>
+    <w:p>
+      <w:pPr>
+        <w:spacing w:before="0" w:after="120" w:line="348" w:lineRule="auto"/>
+      </w:pPr>
+      <w:r>
+        <w:rPr>
+          <w:b w:val="0"/>
+          <w:i w:val="0"/>
+          <w:color w:val="4A1B0C"/>
+          <w:sz w:val="21"/>
+        </w:rPr>
+        <w:t xml:space="preserve">- </w:t>
+      </w:r>
+      <w:r>
+        <w:rPr>
+          <w:b/>
+          <w:i w:val="0"/>
+          <w:color w:val="4A1B0C"/>
+          <w:sz w:val="21"/>
+        </w:rPr>
         <w:t>2026-09-30（改骨架・對齊流程圖）</w:t>
       </w:r>
       <w:r>
@@ -26927,7 +27915,7 @@
         <w:rPr>
           <w:b w:val="0"/>
           <w:i w:val="0"/>
-          <w:color w:val="5C7464"/>
+          <w:color w:val="2D7B5B"/>
           <w:sz w:val="21"/>
         </w:rPr>
         <w:t>T-1</w:t>
@@ -26945,7 +27933,7 @@
         <w:rPr>
           <w:b w:val="0"/>
           <w:i w:val="0"/>
-          <w:color w:val="5C7464"/>
+          <w:color w:val="2D7B5B"/>
           <w:sz w:val="21"/>
         </w:rPr>
         <w:t>T-3</w:t>
@@ -26993,7 +27981,7 @@
         <w:rPr>
           <w:b w:val="0"/>
           <w:i w:val="0"/>
-          <w:color w:val="5C7464"/>
+          <w:color w:val="2D7B5B"/>
           <w:sz w:val="21"/>
         </w:rPr>
         <w:t>T-2</w:t>
